--- a/ecnu-cg/01-报告/郑炜+周子懿+即时三维高斯泼溅重建.docx
+++ b/ecnu-cg/01-报告/郑炜+周子懿+即时三维高斯泼溅重建.docx
@@ -1740,7 +1740,7 @@
           <w:color w:val="000000"/>
           <w:sz w:val="21"/>
         </w:rPr>
-        <w:t>：不依赖时间顺序，用协视图上的"跳数距离"判定两个簇是否分离，从而检测回环；用焊接窗口 BA 求解相对变换，再用 Dijkstra 主干路径 + 测地距离插值把 Sim(3) 修正量传播到全图位姿与高斯，</w:t>
+        <w:t>：不依赖时间顺序，用协视图上的"加权图距"（内点数倒数作边权）判定两个簇是否分离，从而检测回环；用焊接窗口 BA 求解相对变换，再用 Dijkstra 主干路径 + 测地距离插值把 Sim(3) 修正量传播到全图位姿与高斯，</w:t>
       </w:r>
       <w:r>
         <w:rPr>
@@ -1832,7 +1832,7 @@
           <w:color w:val="000000"/>
           <w:sz w:val="21"/>
         </w:rPr>
-        <w:t>(1) 系统主循环。</w:t>
+        <w:t>(1) 系统主循环与七步链。</w:t>
       </w:r>
       <w:r>
         <w:rPr>
@@ -1854,34 +1854,7 @@
           <w:color w:val="000000"/>
           <w:sz w:val="21"/>
         </w:rPr>
-        <w:t>：两级匹配 → 更新协视图 → 回环检测 → 选取 N=20 个高连通关键帧 → 局部 BA →（若回环）焊接 BA + 主干传播 → 投放高斯 → 更新层级 → 优化高斯（每关键帧固定 30 次迭代）→ 重试此前"搁置"的帧。整个设计可以概括为"每帧做小事，偶尔做一次大事"。</w:t>
-      </w:r>
-    </w:p>
-    <w:p>
-      <w:pPr>
-        <w:spacing w:line="300"/>
-        <w:ind w:firstLine="480"/>
-        <w:jc w:val="both"/>
-        <w:rPr>
-          <w:color w:val="000000"/>
-        </w:rPr>
-      </w:pPr>
-      <w:r>
-        <w:rPr>
-          <w:rFonts w:hint="eastAsia" w:ascii="SimSun" w:hAnsi="SimSun" w:eastAsia="SimSun" w:cs="SimSun"/>
-          <w:b w:val="1"/>
-          <w:color w:val="000000"/>
-          <w:sz w:val="21"/>
-        </w:rPr>
-        <w:t>(2) 两级快速匹配。</w:t>
-      </w:r>
-      <w:r>
-        <w:rPr>
-          <w:rFonts w:hint="eastAsia" w:ascii="SimSun" w:hAnsi="SimSun" w:eastAsia="SimSun" w:cs="SimSun"/>
-          <w:color w:val="000000"/>
-          <w:sz w:val="21"/>
-        </w:rPr>
-        <w:t>候选集逐级收缩，是本文工程上最巧妙的部分，如表 2 所示。</w:t>
+        <w:t>，系统按固定顺序做七件事：① 全局检索 → ② 局部粗筛 → ③ 精验建边 → ④ 贪心选窗 → ⑤ 局部 BA →（若检测到回环）⑥ 回环修正 → ⑦ 高斯落位与层级维护 → 优化高斯（每关键帧固定 30 次迭代）→ 重试此前"搁置"的帧。整条链的设计可以概括为"每帧做小事，偶尔做一次大事"：①–⑤ 与 ⑦ 每个关键帧都要跑，⑥ 只在两簇之间突然出现跨簇匹配时才触发。表 2 是先看全貌的总表，下文按七步逐步展开。</w:t>
       </w:r>
     </w:p>
     <w:tbl>
@@ -1897,10 +1870,10 @@
         </w:tblCellMar>
       </w:tblPr>
       <w:tblGrid>
-        <w:gridCol w:w="664"/>
-        <w:gridCol w:w="2491"/>
-        <w:gridCol w:w="2824"/>
-        <w:gridCol w:w="2327"/>
+        <w:gridCol w:w="581"/>
+        <w:gridCol w:w="1827"/>
+        <w:gridCol w:w="3322"/>
+        <w:gridCol w:w="2576"/>
       </w:tblGrid>
       <w:tr>
         <w:trPr>
@@ -1908,7 +1881,7 @@
         </w:trPr>
         <w:tc>
           <w:tcPr>
-            <w:tcW w:w="664" w:type="dxa"/>
+            <w:tcW w:w="581" w:type="dxa"/>
             <w:tcBorders>
               <w:top w:val="single" w:color="000000" w:sz="6"/>
               <w:left w:val="single" w:color="000000" w:sz="6"/>
@@ -1940,13 +1913,13 @@
                 <w:color w:val="000000"/>
                 <w:sz w:val="18"/>
               </w:rPr>
-              <w:t>层级</w:t>
-            </w:r>
-          </w:p>
-        </w:tc>
-        <w:tc>
-          <w:tcPr>
-            <w:tcW w:w="2491" w:type="dxa"/>
+              <w:t>步</w:t>
+            </w:r>
+          </w:p>
+        </w:tc>
+        <w:tc>
+          <w:tcPr>
+            <w:tcW w:w="1827" w:type="dxa"/>
             <w:tcBorders>
               <w:top w:val="single" w:color="000000" w:sz="6"/>
               <w:left w:val="single" w:color="000000" w:sz="6"/>
@@ -1984,7 +1957,7 @@
         </w:tc>
         <w:tc>
           <w:tcPr>
-            <w:tcW w:w="2824" w:type="dxa"/>
+            <w:tcW w:w="3322" w:type="dxa"/>
             <w:tcBorders>
               <w:top w:val="single" w:color="000000" w:sz="6"/>
               <w:left w:val="single" w:color="000000" w:sz="6"/>
@@ -2016,13 +1989,13 @@
                 <w:color w:val="000000"/>
                 <w:sz w:val="18"/>
               </w:rPr>
-              <w:t>作用</w:t>
-            </w:r>
-          </w:p>
-        </w:tc>
-        <w:tc>
-          <w:tcPr>
-            <w:tcW w:w="2327" w:type="dxa"/>
+              <w:t>核心公式 / 判据</w:t>
+            </w:r>
+          </w:p>
+        </w:tc>
+        <w:tc>
+          <w:tcPr>
+            <w:tcW w:w="2576" w:type="dxa"/>
             <w:tcBorders>
               <w:top w:val="single" w:color="000000" w:sz="6"/>
               <w:left w:val="single" w:color="000000" w:sz="6"/>
@@ -2054,7 +2027,7 @@
                 <w:color w:val="000000"/>
                 <w:sz w:val="18"/>
               </w:rPr>
-              <w:t>代价</w:t>
+              <w:t>在重建中的作用</w:t>
             </w:r>
           </w:p>
         </w:tc>
@@ -2063,7 +2036,7 @@
         <w:trPr/>
         <w:tc>
           <w:tcPr>
-            <w:tcW w:w="664" w:type="dxa"/>
+            <w:tcW w:w="581" w:type="dxa"/>
             <w:tcBorders>
               <w:top w:val="single" w:color="000000" w:sz="6"/>
               <w:left w:val="single" w:color="000000" w:sz="6"/>
@@ -2091,13 +2064,13 @@
                 <w:color w:val="000000"/>
                 <w:sz w:val="18"/>
               </w:rPr>
-              <w:t>1</w:t>
-            </w:r>
-          </w:p>
-        </w:tc>
-        <w:tc>
-          <w:tcPr>
-            <w:tcW w:w="2491" w:type="dxa"/>
+              <w:t>①</w:t>
+            </w:r>
+          </w:p>
+        </w:tc>
+        <w:tc>
+          <w:tcPr>
+            <w:tcW w:w="1827" w:type="dxa"/>
             <w:tcBorders>
               <w:top w:val="single" w:color="000000" w:sz="6"/>
               <w:left w:val="single" w:color="000000" w:sz="6"/>
@@ -2125,47 +2098,109 @@
                 <w:color w:val="000000"/>
                 <w:sz w:val="18"/>
               </w:rPr>
-              <w:t>视觉位置识别（4096 维全局描述子）</w:t>
-            </w:r>
-          </w:p>
-        </w:tc>
-        <w:tc>
-          <w:tcPr>
-            <w:tcW w:w="2824" w:type="dxa"/>
-            <w:tcBorders>
-              <w:top w:val="single" w:color="000000" w:sz="6"/>
-              <w:left w:val="single" w:color="000000" w:sz="6"/>
-              <w:bottom w:val="single" w:color="000000" w:sz="6"/>
-              <w:right w:val="single" w:color="000000" w:sz="6"/>
-            </w:tcBorders>
-            <w:tcMar>
-              <w:top w:w="60" w:type="dxa"/>
-              <w:left w:w="80" w:type="dxa"/>
-              <w:bottom w:w="60" w:type="dxa"/>
-              <w:right w:w="80" w:type="dxa"/>
-            </w:tcMar>
-            <w:vAlign w:val="top"/>
-          </w:tcPr>
-          <w:p>
-            <w:pPr>
-              <w:jc w:val="left"/>
-              <w:rPr>
-                <w:color w:val="000000"/>
-              </w:rPr>
-            </w:pPr>
+              <w:t>MegaLoc 全局描述子</w:t>
+            </w:r>
+          </w:p>
+        </w:tc>
+        <w:tc>
+          <w:tcPr>
+            <w:tcW w:w="3322" w:type="dxa"/>
+            <w:tcBorders>
+              <w:top w:val="single" w:color="000000" w:sz="6"/>
+              <w:left w:val="single" w:color="000000" w:sz="6"/>
+              <w:bottom w:val="single" w:color="000000" w:sz="6"/>
+              <w:right w:val="single" w:color="000000" w:sz="6"/>
+            </w:tcBorders>
+            <w:tcMar>
+              <w:top w:w="60" w:type="dxa"/>
+              <w:left w:w="80" w:type="dxa"/>
+              <w:bottom w:w="60" w:type="dxa"/>
+              <w:right w:w="80" w:type="dxa"/>
+            </w:tcMar>
+            <w:vAlign w:val="top"/>
+          </w:tcPr>
+          <w:p>
+            <w:pPr>
+              <w:jc w:val="left"/>
+              <w:rPr>
+                <w:color w:val="000000"/>
+              </w:rPr>
+            </w:pPr>
+            <w:r>
+              <w:rPr>
+                <w:rFonts w:ascii="SimSun" w:hAnsi="SimSun" w:eastAsia="SimSun" w:cs="SimSun"/>
+                <w:color w:val="000000"/>
+                <w:sz w:val="18"/>
+              </w:rPr>
+              <w:t>s(i,j)=d</w:t>
+            </w:r>
+            <w:r>
+              <w:rPr>
+                <w:vertAlign w:val="subscript"/>
+              </w:rPr>
+              <w:t>i</w:t>
+            </w:r>
+            <w:r>
+              <w:rPr>
+                <w:vertAlign w:val="superscript"/>
+              </w:rPr>
+              <w:t>⊤</w:t>
+            </w:r>
+            <w:r>
+              <w:rPr>
+                <w:rFonts w:ascii="SimSun" w:hAnsi="SimSun" w:eastAsia="SimSun" w:cs="SimSun"/>
+                <w:color w:val="000000"/>
+                <w:sz w:val="18"/>
+              </w:rPr>
+              <w:t>d</w:t>
+            </w:r>
+            <w:r>
+              <w:rPr>
+                <w:vertAlign w:val="subscript"/>
+              </w:rPr>
+              <w:t>j</w:t>
+            </w:r>
+            <w:r>
+              <w:rPr>
+                <w:rFonts w:ascii="SimSun" w:hAnsi="SimSun" w:eastAsia="SimSun" w:cs="SimSun"/>
+                <w:color w:val="000000"/>
+                <w:sz w:val="18"/>
+              </w:rPr>
+              <w:t>/(‖d</w:t>
+            </w:r>
+            <w:r>
+              <w:rPr>
+                <w:vertAlign w:val="subscript"/>
+              </w:rPr>
+              <w:t>i</w:t>
+            </w:r>
+            <w:r>
+              <w:rPr>
+                <w:rFonts w:ascii="SimSun" w:hAnsi="SimSun" w:eastAsia="SimSun" w:cs="SimSun"/>
+                <w:color w:val="000000"/>
+                <w:sz w:val="18"/>
+              </w:rPr>
+              <w:t>‖‖d</w:t>
+            </w:r>
+            <w:r>
+              <w:rPr>
+                <w:vertAlign w:val="subscript"/>
+              </w:rPr>
+              <w:t>j</w:t>
+            </w:r>
             <w:r>
               <w:rPr>
                 <w:rFonts w:hint="eastAsia" w:ascii="SimSun" w:hAnsi="SimSun" w:eastAsia="SimSun" w:cs="SimSun"/>
                 <w:color w:val="000000"/>
                 <w:sz w:val="18"/>
               </w:rPr>
-              <w:t>余弦相似度排序，取 top-20 候选</w:t>
-            </w:r>
-          </w:p>
-        </w:tc>
-        <w:tc>
-          <w:tcPr>
-            <w:tcW w:w="2327" w:type="dxa"/>
+              <w:t>‖)，取 top-K=20</w:t>
+            </w:r>
+          </w:p>
+        </w:tc>
+        <w:tc>
+          <w:tcPr>
+            <w:tcW w:w="2576" w:type="dxa"/>
             <w:tcBorders>
               <w:top w:val="single" w:color="000000" w:sz="6"/>
               <w:left w:val="single" w:color="000000" w:sz="6"/>
@@ -2193,7 +2228,7 @@
                 <w:color w:val="000000"/>
                 <w:sz w:val="18"/>
               </w:rPr>
-              <w:t>约 1 ms / 1000 对</w:t>
+              <w:t>从全部历史帧里找"可能同处"的候选，与帧序无关</w:t>
             </w:r>
           </w:p>
         </w:tc>
@@ -2202,7 +2237,7 @@
         <w:trPr/>
         <w:tc>
           <w:tcPr>
-            <w:tcW w:w="664" w:type="dxa"/>
+            <w:tcW w:w="581" w:type="dxa"/>
             <w:tcBorders>
               <w:top w:val="single" w:color="000000" w:sz="6"/>
               <w:left w:val="single" w:color="000000" w:sz="6"/>
@@ -2230,13 +2265,13 @@
                 <w:color w:val="000000"/>
                 <w:sz w:val="18"/>
               </w:rPr>
-              <w:t>2</w:t>
-            </w:r>
-          </w:p>
-        </w:tc>
-        <w:tc>
-          <w:tcPr>
-            <w:tcW w:w="2491" w:type="dxa"/>
+              <w:t>②</w:t>
+            </w:r>
+          </w:p>
+        </w:tc>
+        <w:tc>
+          <w:tcPr>
+            <w:tcW w:w="1827" w:type="dxa"/>
             <w:tcBorders>
               <w:top w:val="single" w:color="000000" w:sz="6"/>
               <w:left w:val="single" w:color="000000" w:sz="6"/>
@@ -2264,47 +2299,61 @@
                 <w:color w:val="000000"/>
                 <w:sz w:val="18"/>
               </w:rPr>
-              <w:t>XFeat 轻量局部特征</w:t>
-            </w:r>
-          </w:p>
-        </w:tc>
-        <w:tc>
-          <w:tcPr>
-            <w:tcW w:w="2824" w:type="dxa"/>
-            <w:tcBorders>
-              <w:top w:val="single" w:color="000000" w:sz="6"/>
-              <w:left w:val="single" w:color="000000" w:sz="6"/>
-              <w:bottom w:val="single" w:color="000000" w:sz="6"/>
-              <w:right w:val="single" w:color="000000" w:sz="6"/>
-            </w:tcBorders>
-            <w:tcMar>
-              <w:top w:w="60" w:type="dxa"/>
-              <w:left w:w="80" w:type="dxa"/>
-              <w:bottom w:w="60" w:type="dxa"/>
-              <w:right w:w="80" w:type="dxa"/>
-            </w:tcMar>
-            <w:vAlign w:val="top"/>
-          </w:tcPr>
-          <w:p>
-            <w:pPr>
-              <w:jc w:val="left"/>
-              <w:rPr>
-                <w:color w:val="000000"/>
-              </w:rPr>
-            </w:pPr>
+              <w:t>XFeat 稀疏局部特征</w:t>
+            </w:r>
+          </w:p>
+        </w:tc>
+        <w:tc>
+          <w:tcPr>
+            <w:tcW w:w="3322" w:type="dxa"/>
+            <w:tcBorders>
+              <w:top w:val="single" w:color="000000" w:sz="6"/>
+              <w:left w:val="single" w:color="000000" w:sz="6"/>
+              <w:bottom w:val="single" w:color="000000" w:sz="6"/>
+              <w:right w:val="single" w:color="000000" w:sz="6"/>
+            </w:tcBorders>
+            <w:tcMar>
+              <w:top w:w="60" w:type="dxa"/>
+              <w:left w:w="80" w:type="dxa"/>
+              <w:bottom w:w="60" w:type="dxa"/>
+              <w:right w:w="80" w:type="dxa"/>
+            </w:tcMar>
+            <w:vAlign w:val="top"/>
+          </w:tcPr>
+          <w:p>
+            <w:pPr>
+              <w:jc w:val="left"/>
+              <w:rPr>
+                <w:color w:val="000000"/>
+              </w:rPr>
+            </w:pPr>
+            <w:r>
+              <w:rPr>
+                <w:rFonts w:ascii="SimSun" w:hAnsi="SimSun" w:eastAsia="SimSun" w:cs="SimSun"/>
+                <w:color w:val="000000"/>
+                <w:sz w:val="18"/>
+              </w:rPr>
+              <w:t>K′=top-5 |M</w:t>
+            </w:r>
+            <w:r>
+              <w:rPr>
+                <w:vertAlign w:val="subscript"/>
+              </w:rPr>
+              <w:t>ij</w:t>
+            </w:r>
             <w:r>
               <w:rPr>
                 <w:rFonts w:hint="eastAsia" w:ascii="SimSun" w:hAnsi="SimSun" w:eastAsia="SimSun" w:cs="SimSun"/>
                 <w:color w:val="000000"/>
                 <w:sz w:val="18"/>
               </w:rPr>
-              <w:t>按内点数从 20 中保留 5</w:t>
-            </w:r>
-          </w:p>
-        </w:tc>
-        <w:tc>
-          <w:tcPr>
-            <w:tcW w:w="2327" w:type="dxa"/>
+              <w:t>|（按内点数）</w:t>
+            </w:r>
+          </w:p>
+        </w:tc>
+        <w:tc>
+          <w:tcPr>
+            <w:tcW w:w="2576" w:type="dxa"/>
             <w:tcBorders>
               <w:top w:val="single" w:color="000000" w:sz="6"/>
               <w:left w:val="single" w:color="000000" w:sz="6"/>
@@ -2332,7 +2381,7 @@
                 <w:color w:val="000000"/>
                 <w:sz w:val="18"/>
               </w:rPr>
-              <w:t>约 0.5 ms / 对</w:t>
+              <w:t>淘汰"外观像、但没对上点"的候选</w:t>
             </w:r>
           </w:p>
         </w:tc>
@@ -2341,7 +2390,7 @@
         <w:trPr/>
         <w:tc>
           <w:tcPr>
-            <w:tcW w:w="664" w:type="dxa"/>
+            <w:tcW w:w="581" w:type="dxa"/>
             <w:tcBorders>
               <w:top w:val="single" w:color="000000" w:sz="6"/>
               <w:left w:val="single" w:color="000000" w:sz="6"/>
@@ -2369,13 +2418,13 @@
                 <w:color w:val="000000"/>
                 <w:sz w:val="18"/>
               </w:rPr>
-              <w:t>3</w:t>
-            </w:r>
-          </w:p>
-        </w:tc>
-        <w:tc>
-          <w:tcPr>
-            <w:tcW w:w="2491" w:type="dxa"/>
+              <w:t>③</w:t>
+            </w:r>
+          </w:p>
+        </w:tc>
+        <w:tc>
+          <w:tcPr>
+            <w:tcW w:w="1827" w:type="dxa"/>
             <w:tcBorders>
               <w:top w:val="single" w:color="000000" w:sz="6"/>
               <w:left w:val="single" w:color="000000" w:sz="6"/>
@@ -2409,41 +2458,97 @@
         </w:tc>
         <w:tc>
           <w:tcPr>
-            <w:tcW w:w="2824" w:type="dxa"/>
-            <w:tcBorders>
-              <w:top w:val="single" w:color="000000" w:sz="6"/>
-              <w:left w:val="single" w:color="000000" w:sz="6"/>
-              <w:bottom w:val="single" w:color="000000" w:sz="6"/>
-              <w:right w:val="single" w:color="000000" w:sz="6"/>
-            </w:tcBorders>
-            <w:tcMar>
-              <w:top w:w="60" w:type="dxa"/>
-              <w:left w:w="80" w:type="dxa"/>
-              <w:bottom w:w="60" w:type="dxa"/>
-              <w:right w:w="80" w:type="dxa"/>
-            </w:tcMar>
-            <w:vAlign w:val="top"/>
-          </w:tcPr>
-          <w:p>
-            <w:pPr>
-              <w:jc w:val="left"/>
-              <w:rPr>
-                <w:color w:val="000000"/>
-              </w:rPr>
-            </w:pPr>
+            <w:tcW w:w="3322" w:type="dxa"/>
+            <w:tcBorders>
+              <w:top w:val="single" w:color="000000" w:sz="6"/>
+              <w:left w:val="single" w:color="000000" w:sz="6"/>
+              <w:bottom w:val="single" w:color="000000" w:sz="6"/>
+              <w:right w:val="single" w:color="000000" w:sz="6"/>
+            </w:tcBorders>
+            <w:tcMar>
+              <w:top w:w="60" w:type="dxa"/>
+              <w:left w:w="80" w:type="dxa"/>
+              <w:bottom w:w="60" w:type="dxa"/>
+              <w:right w:w="80" w:type="dxa"/>
+            </w:tcMar>
+            <w:vAlign w:val="top"/>
+          </w:tcPr>
+          <w:p>
+            <w:pPr>
+              <w:jc w:val="left"/>
+              <w:rPr>
+                <w:color w:val="000000"/>
+              </w:rPr>
+            </w:pPr>
+            <w:r>
+              <w:rPr>
+                <w:rFonts w:ascii="SimSun" w:hAnsi="SimSun" w:eastAsia="SimSun" w:cs="SimSun"/>
+                <w:color w:val="000000"/>
+                <w:sz w:val="18"/>
+              </w:rPr>
+              <w:t>|M</w:t>
+            </w:r>
+            <w:r>
+              <w:rPr>
+                <w:vertAlign w:val="subscript"/>
+              </w:rPr>
+              <w:t>ij</w:t>
+            </w:r>
+            <w:r>
+              <w:rPr>
+                <w:rFonts w:ascii="SimSun" w:hAnsi="SimSun" w:eastAsia="SimSun" w:cs="SimSun"/>
+                <w:color w:val="000000"/>
+                <w:sz w:val="18"/>
+              </w:rPr>
+              <w:t>| &gt; τ</w:t>
+            </w:r>
+            <w:r>
+              <w:rPr>
+                <w:vertAlign w:val="subscript"/>
+              </w:rPr>
+              <w:t>m</w:t>
+            </w:r>
             <w:r>
               <w:rPr>
                 <w:rFonts w:hint="eastAsia" w:ascii="SimSun" w:hAnsi="SimSun" w:eastAsia="SimSun" w:cs="SimSun"/>
                 <w:color w:val="000000"/>
                 <w:sz w:val="18"/>
               </w:rPr>
-              <w:t>精确验证，内点数 &gt; 500 才接受</w:t>
-            </w:r>
-          </w:p>
-        </w:tc>
-        <w:tc>
-          <w:tcPr>
-            <w:tcW w:w="2327" w:type="dxa"/>
+              <w:t>=500 才建边；w</w:t>
+            </w:r>
+            <w:r>
+              <w:rPr>
+                <w:vertAlign w:val="subscript"/>
+              </w:rPr>
+              <w:t>ij</w:t>
+            </w:r>
+            <w:r>
+              <w:rPr>
+                <w:rFonts w:ascii="SimSun" w:hAnsi="SimSun" w:eastAsia="SimSun" w:cs="SimSun"/>
+                <w:color w:val="000000"/>
+                <w:sz w:val="18"/>
+              </w:rPr>
+              <w:t>=1/|M</w:t>
+            </w:r>
+            <w:r>
+              <w:rPr>
+                <w:vertAlign w:val="subscript"/>
+              </w:rPr>
+              <w:t>ij</w:t>
+            </w:r>
+            <w:r>
+              <w:rPr>
+                <w:rFonts w:ascii="SimSun" w:hAnsi="SimSun" w:eastAsia="SimSun" w:cs="SimSun"/>
+                <w:color w:val="000000"/>
+                <w:sz w:val="18"/>
+              </w:rPr>
+              <w:t>|</w:t>
+            </w:r>
+          </w:p>
+        </w:tc>
+        <w:tc>
+          <w:tcPr>
+            <w:tcW w:w="2576" w:type="dxa"/>
             <w:tcBorders>
               <w:top w:val="single" w:color="000000" w:sz="6"/>
               <w:left w:val="single" w:color="000000" w:sz="6"/>
@@ -2471,7 +2576,849 @@
                 <w:color w:val="000000"/>
                 <w:sz w:val="18"/>
               </w:rPr>
-              <w:t>约 4 ms / 对</w:t>
+              <w:t>唯一产生共视约束的一步，结果写入协视图</w:t>
+            </w:r>
+          </w:p>
+        </w:tc>
+      </w:tr>
+      <w:tr>
+        <w:trPr/>
+        <w:tc>
+          <w:tcPr>
+            <w:tcW w:w="581" w:type="dxa"/>
+            <w:tcBorders>
+              <w:top w:val="single" w:color="000000" w:sz="6"/>
+              <w:left w:val="single" w:color="000000" w:sz="6"/>
+              <w:bottom w:val="single" w:color="000000" w:sz="6"/>
+              <w:right w:val="single" w:color="000000" w:sz="6"/>
+            </w:tcBorders>
+            <w:tcMar>
+              <w:top w:w="60" w:type="dxa"/>
+              <w:left w:w="80" w:type="dxa"/>
+              <w:bottom w:w="60" w:type="dxa"/>
+              <w:right w:w="80" w:type="dxa"/>
+            </w:tcMar>
+            <w:vAlign w:val="top"/>
+          </w:tcPr>
+          <w:p>
+            <w:pPr>
+              <w:jc w:val="left"/>
+              <w:rPr>
+                <w:color w:val="000000"/>
+              </w:rPr>
+            </w:pPr>
+            <w:r>
+              <w:rPr>
+                <w:rFonts w:ascii="SimSun" w:hAnsi="SimSun" w:eastAsia="SimSun" w:cs="SimSun"/>
+                <w:color w:val="000000"/>
+                <w:sz w:val="18"/>
+              </w:rPr>
+              <w:t>④</w:t>
+            </w:r>
+          </w:p>
+        </w:tc>
+        <w:tc>
+          <w:tcPr>
+            <w:tcW w:w="1827" w:type="dxa"/>
+            <w:tcBorders>
+              <w:top w:val="single" w:color="000000" w:sz="6"/>
+              <w:left w:val="single" w:color="000000" w:sz="6"/>
+              <w:bottom w:val="single" w:color="000000" w:sz="6"/>
+              <w:right w:val="single" w:color="000000" w:sz="6"/>
+            </w:tcBorders>
+            <w:tcMar>
+              <w:top w:w="60" w:type="dxa"/>
+              <w:left w:w="80" w:type="dxa"/>
+              <w:bottom w:w="60" w:type="dxa"/>
+              <w:right w:w="80" w:type="dxa"/>
+            </w:tcMar>
+            <w:vAlign w:val="top"/>
+          </w:tcPr>
+          <w:p>
+            <w:pPr>
+              <w:jc w:val="left"/>
+              <w:rPr>
+                <w:color w:val="000000"/>
+              </w:rPr>
+            </w:pPr>
+            <w:r>
+              <w:rPr>
+                <w:rFonts w:hint="eastAsia" w:ascii="SimSun" w:hAnsi="SimSun" w:eastAsia="SimSun" w:cs="SimSun"/>
+                <w:color w:val="000000"/>
+                <w:sz w:val="18"/>
+              </w:rPr>
+              <w:t>协视图贪心扩张（式 1）</w:t>
+            </w:r>
+          </w:p>
+        </w:tc>
+        <w:tc>
+          <w:tcPr>
+            <w:tcW w:w="3322" w:type="dxa"/>
+            <w:tcBorders>
+              <w:top w:val="single" w:color="000000" w:sz="6"/>
+              <w:left w:val="single" w:color="000000" w:sz="6"/>
+              <w:bottom w:val="single" w:color="000000" w:sz="6"/>
+              <w:right w:val="single" w:color="000000" w:sz="6"/>
+            </w:tcBorders>
+            <w:tcMar>
+              <w:top w:w="60" w:type="dxa"/>
+              <w:left w:w="80" w:type="dxa"/>
+              <w:bottom w:w="60" w:type="dxa"/>
+              <w:right w:w="80" w:type="dxa"/>
+            </w:tcMar>
+            <w:vAlign w:val="top"/>
+          </w:tcPr>
+          <w:p>
+            <w:pPr>
+              <w:jc w:val="left"/>
+              <w:rPr>
+                <w:color w:val="000000"/>
+              </w:rPr>
+            </w:pPr>
+            <w:r>
+              <w:rPr>
+                <w:rFonts w:ascii="SimSun" w:hAnsi="SimSun" w:eastAsia="SimSun" w:cs="SimSun"/>
+                <w:color w:val="000000"/>
+                <w:sz w:val="18"/>
+              </w:rPr>
+              <w:t>S</w:t>
+            </w:r>
+            <w:r>
+              <w:rPr>
+                <w:vertAlign w:val="subscript"/>
+              </w:rPr>
+              <w:t>t+1</w:t>
+            </w:r>
+            <w:r>
+              <w:rPr>
+                <w:rFonts w:ascii="SimSun" w:hAnsi="SimSun" w:eastAsia="SimSun" w:cs="SimSun"/>
+                <w:color w:val="000000"/>
+                <w:sz w:val="18"/>
+              </w:rPr>
+              <w:t>=S</w:t>
+            </w:r>
+            <w:r>
+              <w:rPr>
+                <w:vertAlign w:val="subscript"/>
+              </w:rPr>
+              <w:t>t</w:t>
+            </w:r>
+            <w:r>
+              <w:rPr>
+                <w:rFonts w:ascii="SimSun" w:hAnsi="SimSun" w:eastAsia="SimSun" w:cs="SimSun"/>
+                <w:color w:val="000000"/>
+                <w:sz w:val="18"/>
+              </w:rPr>
+              <w:t>∪{argmax</w:t>
+            </w:r>
+            <w:r>
+              <w:rPr>
+                <w:vertAlign w:val="subscript"/>
+              </w:rPr>
+              <w:t>i∉St</w:t>
+            </w:r>
+            <w:r>
+              <w:rPr>
+                <w:rFonts w:ascii="SimSun" w:hAnsi="SimSun" w:eastAsia="SimSun" w:cs="SimSun"/>
+                <w:color w:val="000000"/>
+                <w:sz w:val="18"/>
+              </w:rPr>
+              <w:t xml:space="preserve"> Σ</w:t>
+            </w:r>
+            <w:r>
+              <w:rPr>
+                <w:vertAlign w:val="subscript"/>
+              </w:rPr>
+              <w:t>j∈St</w:t>
+            </w:r>
+            <w:r>
+              <w:rPr>
+                <w:rFonts w:ascii="SimSun" w:hAnsi="SimSun" w:eastAsia="SimSun" w:cs="SimSun"/>
+                <w:color w:val="000000"/>
+                <w:sz w:val="18"/>
+              </w:rPr>
+              <w:t>|M</w:t>
+            </w:r>
+            <w:r>
+              <w:rPr>
+                <w:vertAlign w:val="subscript"/>
+              </w:rPr>
+              <w:t>ij</w:t>
+            </w:r>
+            <w:r>
+              <w:rPr>
+                <w:rFonts w:hint="eastAsia" w:ascii="SimSun" w:hAnsi="SimSun" w:eastAsia="SimSun" w:cs="SimSun"/>
+                <w:color w:val="000000"/>
+                <w:sz w:val="18"/>
+              </w:rPr>
+              <w:t>|}，至 N=20 帧</w:t>
+            </w:r>
+          </w:p>
+        </w:tc>
+        <w:tc>
+          <w:tcPr>
+            <w:tcW w:w="2576" w:type="dxa"/>
+            <w:tcBorders>
+              <w:top w:val="single" w:color="000000" w:sz="6"/>
+              <w:left w:val="single" w:color="000000" w:sz="6"/>
+              <w:bottom w:val="single" w:color="000000" w:sz="6"/>
+              <w:right w:val="single" w:color="000000" w:sz="6"/>
+            </w:tcBorders>
+            <w:tcMar>
+              <w:top w:w="60" w:type="dxa"/>
+              <w:left w:w="80" w:type="dxa"/>
+              <w:bottom w:w="60" w:type="dxa"/>
+              <w:right w:w="80" w:type="dxa"/>
+            </w:tcMar>
+            <w:vAlign w:val="top"/>
+          </w:tcPr>
+          <w:p>
+            <w:pPr>
+              <w:jc w:val="left"/>
+              <w:rPr>
+                <w:color w:val="000000"/>
+              </w:rPr>
+            </w:pPr>
+            <w:r>
+              <w:rPr>
+                <w:rFonts w:hint="eastAsia" w:ascii="SimSun" w:hAnsi="SimSun" w:eastAsia="SimSun" w:cs="SimSun"/>
+                <w:color w:val="000000"/>
+                <w:sz w:val="18"/>
+              </w:rPr>
+              <w:t>划定 BA 的变量范围：最该一起优化的 20 帧</w:t>
+            </w:r>
+          </w:p>
+        </w:tc>
+      </w:tr>
+      <w:tr>
+        <w:trPr/>
+        <w:tc>
+          <w:tcPr>
+            <w:tcW w:w="581" w:type="dxa"/>
+            <w:tcBorders>
+              <w:top w:val="single" w:color="000000" w:sz="6"/>
+              <w:left w:val="single" w:color="000000" w:sz="6"/>
+              <w:bottom w:val="single" w:color="000000" w:sz="6"/>
+              <w:right w:val="single" w:color="000000" w:sz="6"/>
+            </w:tcBorders>
+            <w:tcMar>
+              <w:top w:w="60" w:type="dxa"/>
+              <w:left w:w="80" w:type="dxa"/>
+              <w:bottom w:w="60" w:type="dxa"/>
+              <w:right w:w="80" w:type="dxa"/>
+            </w:tcMar>
+            <w:vAlign w:val="top"/>
+          </w:tcPr>
+          <w:p>
+            <w:pPr>
+              <w:jc w:val="left"/>
+              <w:rPr>
+                <w:color w:val="000000"/>
+              </w:rPr>
+            </w:pPr>
+            <w:r>
+              <w:rPr>
+                <w:rFonts w:ascii="SimSun" w:hAnsi="SimSun" w:eastAsia="SimSun" w:cs="SimSun"/>
+                <w:color w:val="000000"/>
+                <w:sz w:val="18"/>
+              </w:rPr>
+              <w:t>⑤</w:t>
+            </w:r>
+          </w:p>
+        </w:tc>
+        <w:tc>
+          <w:tcPr>
+            <w:tcW w:w="1827" w:type="dxa"/>
+            <w:tcBorders>
+              <w:top w:val="single" w:color="000000" w:sz="6"/>
+              <w:left w:val="single" w:color="000000" w:sz="6"/>
+              <w:bottom w:val="single" w:color="000000" w:sz="6"/>
+              <w:right w:val="single" w:color="000000" w:sz="6"/>
+            </w:tcBorders>
+            <w:tcMar>
+              <w:top w:w="60" w:type="dxa"/>
+              <w:left w:w="80" w:type="dxa"/>
+              <w:bottom w:w="60" w:type="dxa"/>
+              <w:right w:w="80" w:type="dxa"/>
+            </w:tcMar>
+            <w:vAlign w:val="top"/>
+          </w:tcPr>
+          <w:p>
+            <w:pPr>
+              <w:jc w:val="left"/>
+              <w:rPr>
+                <w:color w:val="000000"/>
+              </w:rPr>
+            </w:pPr>
+            <w:r>
+              <w:rPr>
+                <w:rFonts w:hint="eastAsia" w:ascii="SimSun" w:hAnsi="SimSun" w:eastAsia="SimSun" w:cs="SimSun"/>
+                <w:color w:val="000000"/>
+                <w:sz w:val="18"/>
+              </w:rPr>
+              <w:t>GPU 局部 BA（LM + Schur）</w:t>
+            </w:r>
+          </w:p>
+        </w:tc>
+        <w:tc>
+          <w:tcPr>
+            <w:tcW w:w="3322" w:type="dxa"/>
+            <w:tcBorders>
+              <w:top w:val="single" w:color="000000" w:sz="6"/>
+              <w:left w:val="single" w:color="000000" w:sz="6"/>
+              <w:bottom w:val="single" w:color="000000" w:sz="6"/>
+              <w:right w:val="single" w:color="000000" w:sz="6"/>
+            </w:tcBorders>
+            <w:tcMar>
+              <w:top w:w="60" w:type="dxa"/>
+              <w:left w:w="80" w:type="dxa"/>
+              <w:bottom w:w="60" w:type="dxa"/>
+              <w:right w:w="80" w:type="dxa"/>
+            </w:tcMar>
+            <w:vAlign w:val="top"/>
+          </w:tcPr>
+          <w:p>
+            <w:pPr>
+              <w:jc w:val="left"/>
+              <w:rPr>
+                <w:color w:val="000000"/>
+              </w:rPr>
+            </w:pPr>
+            <w:r>
+              <w:rPr>
+                <w:rFonts w:ascii="SimSun" w:hAnsi="SimSun" w:eastAsia="SimSun" w:cs="SimSun"/>
+                <w:color w:val="000000"/>
+                <w:sz w:val="18"/>
+              </w:rPr>
+              <w:t>min Σρ(‖u</w:t>
+            </w:r>
+            <w:r>
+              <w:rPr>
+                <w:vertAlign w:val="subscript"/>
+              </w:rPr>
+              <w:t>ij</w:t>
+            </w:r>
+            <w:r>
+              <w:rPr>
+                <w:rFonts w:ascii="SimSun" w:hAnsi="SimSun" w:eastAsia="SimSun" w:cs="SimSun"/>
+                <w:color w:val="000000"/>
+                <w:sz w:val="18"/>
+              </w:rPr>
+              <w:t>−π(T</w:t>
+            </w:r>
+            <w:r>
+              <w:rPr>
+                <w:vertAlign w:val="subscript"/>
+              </w:rPr>
+              <w:t>i</w:t>
+            </w:r>
+            <w:r>
+              <w:rPr>
+                <w:rFonts w:ascii="SimSun" w:hAnsi="SimSun" w:eastAsia="SimSun" w:cs="SimSun"/>
+                <w:color w:val="000000"/>
+                <w:sz w:val="18"/>
+              </w:rPr>
+              <w:t>,X</w:t>
+            </w:r>
+            <w:r>
+              <w:rPr>
+                <w:vertAlign w:val="subscript"/>
+              </w:rPr>
+              <w:t>j</w:t>
+            </w:r>
+            <w:r>
+              <w:rPr>
+                <w:rFonts w:ascii="SimSun" w:hAnsi="SimSun" w:eastAsia="SimSun" w:cs="SimSun"/>
+                <w:color w:val="000000"/>
+                <w:sz w:val="18"/>
+              </w:rPr>
+              <w:t>)‖</w:t>
+            </w:r>
+            <w:r>
+              <w:rPr>
+                <w:vertAlign w:val="superscript"/>
+              </w:rPr>
+              <w:t>2</w:t>
+            </w:r>
+            <w:r>
+              <w:rPr>
+                <w:rFonts w:hint="eastAsia" w:ascii="SimSun" w:hAnsi="SimSun" w:eastAsia="SimSun" w:cs="SimSun"/>
+                <w:color w:val="000000"/>
+                <w:sz w:val="18"/>
+              </w:rPr>
+              <w:t>)；S=B−EC</w:t>
+            </w:r>
+            <w:r>
+              <w:rPr>
+                <w:vertAlign w:val="superscript"/>
+              </w:rPr>
+              <w:t>−1</w:t>
+            </w:r>
+            <w:r>
+              <w:rPr>
+                <w:rFonts w:ascii="SimSun" w:hAnsi="SimSun" w:eastAsia="SimSun" w:cs="SimSun"/>
+                <w:color w:val="000000"/>
+                <w:sz w:val="18"/>
+              </w:rPr>
+              <w:t>E</w:t>
+            </w:r>
+            <w:r>
+              <w:rPr>
+                <w:vertAlign w:val="superscript"/>
+              </w:rPr>
+              <w:t>⊤</w:t>
+            </w:r>
+          </w:p>
+        </w:tc>
+        <w:tc>
+          <w:tcPr>
+            <w:tcW w:w="2576" w:type="dxa"/>
+            <w:tcBorders>
+              <w:top w:val="single" w:color="000000" w:sz="6"/>
+              <w:left w:val="single" w:color="000000" w:sz="6"/>
+              <w:bottom w:val="single" w:color="000000" w:sz="6"/>
+              <w:right w:val="single" w:color="000000" w:sz="6"/>
+            </w:tcBorders>
+            <w:tcMar>
+              <w:top w:w="60" w:type="dxa"/>
+              <w:left w:w="80" w:type="dxa"/>
+              <w:bottom w:w="60" w:type="dxa"/>
+              <w:right w:w="80" w:type="dxa"/>
+            </w:tcMar>
+            <w:vAlign w:val="top"/>
+          </w:tcPr>
+          <w:p>
+            <w:pPr>
+              <w:jc w:val="left"/>
+              <w:rPr>
+                <w:color w:val="000000"/>
+              </w:rPr>
+            </w:pPr>
+            <w:r>
+              <w:rPr>
+                <w:rFonts w:hint="eastAsia" w:ascii="SimSun" w:hAnsi="SimSun" w:eastAsia="SimSun" w:cs="SimSun"/>
+                <w:color w:val="000000"/>
+                <w:sz w:val="18"/>
+              </w:rPr>
+              <w:t>真正解出位姿 T</w:t>
+            </w:r>
+            <w:r>
+              <w:rPr>
+                <w:vertAlign w:val="subscript"/>
+              </w:rPr>
+              <w:t>i</w:t>
+            </w:r>
+            <w:r>
+              <w:rPr>
+                <w:rFonts w:hint="eastAsia" w:ascii="SimSun" w:hAnsi="SimSun" w:eastAsia="SimSun" w:cs="SimSun"/>
+                <w:color w:val="000000"/>
+                <w:sz w:val="18"/>
+              </w:rPr>
+              <w:t xml:space="preserve"> 与三维点 X</w:t>
+            </w:r>
+            <w:r>
+              <w:rPr>
+                <w:vertAlign w:val="subscript"/>
+              </w:rPr>
+              <w:t>j</w:t>
+            </w:r>
+            <w:r>
+              <w:rPr>
+                <w:rFonts w:hint="eastAsia" w:ascii="SimSun" w:hAnsi="SimSun" w:eastAsia="SimSun" w:cs="SimSun"/>
+                <w:color w:val="000000"/>
+                <w:sz w:val="18"/>
+              </w:rPr>
+              <w:t>——重建本体</w:t>
+            </w:r>
+          </w:p>
+        </w:tc>
+      </w:tr>
+      <w:tr>
+        <w:trPr/>
+        <w:tc>
+          <w:tcPr>
+            <w:tcW w:w="581" w:type="dxa"/>
+            <w:tcBorders>
+              <w:top w:val="single" w:color="000000" w:sz="6"/>
+              <w:left w:val="single" w:color="000000" w:sz="6"/>
+              <w:bottom w:val="single" w:color="000000" w:sz="6"/>
+              <w:right w:val="single" w:color="000000" w:sz="6"/>
+            </w:tcBorders>
+            <w:tcMar>
+              <w:top w:w="60" w:type="dxa"/>
+              <w:left w:w="80" w:type="dxa"/>
+              <w:bottom w:w="60" w:type="dxa"/>
+              <w:right w:w="80" w:type="dxa"/>
+            </w:tcMar>
+            <w:vAlign w:val="top"/>
+          </w:tcPr>
+          <w:p>
+            <w:pPr>
+              <w:jc w:val="left"/>
+              <w:rPr>
+                <w:color w:val="000000"/>
+              </w:rPr>
+            </w:pPr>
+            <w:r>
+              <w:rPr>
+                <w:rFonts w:ascii="SimSun" w:hAnsi="SimSun" w:eastAsia="SimSun" w:cs="SimSun"/>
+                <w:color w:val="000000"/>
+                <w:sz w:val="18"/>
+              </w:rPr>
+              <w:t>⑥</w:t>
+            </w:r>
+          </w:p>
+        </w:tc>
+        <w:tc>
+          <w:tcPr>
+            <w:tcW w:w="1827" w:type="dxa"/>
+            <w:tcBorders>
+              <w:top w:val="single" w:color="000000" w:sz="6"/>
+              <w:left w:val="single" w:color="000000" w:sz="6"/>
+              <w:bottom w:val="single" w:color="000000" w:sz="6"/>
+              <w:right w:val="single" w:color="000000" w:sz="6"/>
+            </w:tcBorders>
+            <w:tcMar>
+              <w:top w:w="60" w:type="dxa"/>
+              <w:left w:w="80" w:type="dxa"/>
+              <w:bottom w:w="60" w:type="dxa"/>
+              <w:right w:w="80" w:type="dxa"/>
+            </w:tcMar>
+            <w:vAlign w:val="top"/>
+          </w:tcPr>
+          <w:p>
+            <w:pPr>
+              <w:jc w:val="left"/>
+              <w:rPr>
+                <w:color w:val="000000"/>
+              </w:rPr>
+            </w:pPr>
+            <w:r>
+              <w:rPr>
+                <w:rFonts w:hint="eastAsia" w:ascii="SimSun" w:hAnsi="SimSun" w:eastAsia="SimSun" w:cs="SimSun"/>
+                <w:color w:val="000000"/>
+                <w:sz w:val="18"/>
+              </w:rPr>
+              <w:t>簇级回环 + 图传播</w:t>
+            </w:r>
+          </w:p>
+        </w:tc>
+        <w:tc>
+          <w:tcPr>
+            <w:tcW w:w="3322" w:type="dxa"/>
+            <w:tcBorders>
+              <w:top w:val="single" w:color="000000" w:sz="6"/>
+              <w:left w:val="single" w:color="000000" w:sz="6"/>
+              <w:bottom w:val="single" w:color="000000" w:sz="6"/>
+              <w:right w:val="single" w:color="000000" w:sz="6"/>
+            </w:tcBorders>
+            <w:tcMar>
+              <w:top w:w="60" w:type="dxa"/>
+              <w:left w:w="80" w:type="dxa"/>
+              <w:bottom w:w="60" w:type="dxa"/>
+              <w:right w:w="80" w:type="dxa"/>
+            </w:tcMar>
+            <w:vAlign w:val="top"/>
+          </w:tcPr>
+          <w:p>
+            <w:pPr>
+              <w:jc w:val="left"/>
+              <w:rPr>
+                <w:color w:val="000000"/>
+              </w:rPr>
+            </w:pPr>
+            <w:r>
+              <w:rPr>
+                <w:rFonts w:ascii="SimSun" w:hAnsi="SimSun" w:eastAsia="SimSun" w:cs="SimSun"/>
+                <w:color w:val="000000"/>
+                <w:sz w:val="18"/>
+              </w:rPr>
+              <w:t>d</w:t>
+            </w:r>
+            <w:r>
+              <w:rPr>
+                <w:vertAlign w:val="subscript"/>
+              </w:rPr>
+              <w:t>G</w:t>
+            </w:r>
+            <w:r>
+              <w:rPr>
+                <w:rFonts w:ascii="SimSun" w:hAnsi="SimSun" w:eastAsia="SimSun" w:cs="SimSun"/>
+                <w:color w:val="000000"/>
+                <w:sz w:val="18"/>
+              </w:rPr>
+              <w:t>(C</w:t>
+            </w:r>
+            <w:r>
+              <w:rPr>
+                <w:vertAlign w:val="subscript"/>
+              </w:rPr>
+              <w:t>1</w:t>
+            </w:r>
+            <w:r>
+              <w:rPr>
+                <w:rFonts w:ascii="SimSun" w:hAnsi="SimSun" w:eastAsia="SimSun" w:cs="SimSun"/>
+                <w:color w:val="000000"/>
+                <w:sz w:val="18"/>
+              </w:rPr>
+              <w:t>,C</w:t>
+            </w:r>
+            <w:r>
+              <w:rPr>
+                <w:vertAlign w:val="subscript"/>
+              </w:rPr>
+              <w:t>2</w:t>
+            </w:r>
+            <w:r>
+              <w:rPr>
+                <w:rFonts w:hint="eastAsia" w:ascii="SimSun" w:hAnsi="SimSun" w:eastAsia="SimSun" w:cs="SimSun"/>
+                <w:color w:val="000000"/>
+                <w:sz w:val="18"/>
+              </w:rPr>
+              <w:t>) &gt; 10 触发；ΔT</w:t>
+            </w:r>
+            <w:r>
+              <w:rPr>
+                <w:vertAlign w:val="subscript"/>
+              </w:rPr>
+              <w:t>α</w:t>
+            </w:r>
+            <w:r>
+              <w:rPr>
+                <w:rFonts w:ascii="SimSun" w:hAnsi="SimSun" w:eastAsia="SimSun" w:cs="SimSun"/>
+                <w:color w:val="000000"/>
+                <w:sz w:val="18"/>
+              </w:rPr>
+              <w:t>=exp(α log ΔT)</w:t>
+            </w:r>
+          </w:p>
+        </w:tc>
+        <w:tc>
+          <w:tcPr>
+            <w:tcW w:w="2576" w:type="dxa"/>
+            <w:tcBorders>
+              <w:top w:val="single" w:color="000000" w:sz="6"/>
+              <w:left w:val="single" w:color="000000" w:sz="6"/>
+              <w:bottom w:val="single" w:color="000000" w:sz="6"/>
+              <w:right w:val="single" w:color="000000" w:sz="6"/>
+            </w:tcBorders>
+            <w:tcMar>
+              <w:top w:w="60" w:type="dxa"/>
+              <w:left w:w="80" w:type="dxa"/>
+              <w:bottom w:w="60" w:type="dxa"/>
+              <w:right w:w="80" w:type="dxa"/>
+            </w:tcMar>
+            <w:vAlign w:val="top"/>
+          </w:tcPr>
+          <w:p>
+            <w:pPr>
+              <w:jc w:val="left"/>
+              <w:rPr>
+                <w:color w:val="000000"/>
+              </w:rPr>
+            </w:pPr>
+            <w:r>
+              <w:rPr>
+                <w:rFonts w:hint="eastAsia" w:ascii="SimSun" w:hAnsi="SimSun" w:eastAsia="SimSun" w:cs="SimSun"/>
+                <w:color w:val="000000"/>
+                <w:sz w:val="18"/>
+              </w:rPr>
+              <w:t>焊接窗口得 Sim(3)，沿主干按测地距离摊回全图</w:t>
+            </w:r>
+          </w:p>
+        </w:tc>
+      </w:tr>
+      <w:tr>
+        <w:trPr/>
+        <w:tc>
+          <w:tcPr>
+            <w:tcW w:w="581" w:type="dxa"/>
+            <w:tcBorders>
+              <w:top w:val="single" w:color="000000" w:sz="6"/>
+              <w:left w:val="single" w:color="000000" w:sz="6"/>
+              <w:bottom w:val="single" w:color="000000" w:sz="6"/>
+              <w:right w:val="single" w:color="000000" w:sz="6"/>
+            </w:tcBorders>
+            <w:tcMar>
+              <w:top w:w="60" w:type="dxa"/>
+              <w:left w:w="80" w:type="dxa"/>
+              <w:bottom w:w="60" w:type="dxa"/>
+              <w:right w:w="80" w:type="dxa"/>
+            </w:tcMar>
+            <w:vAlign w:val="top"/>
+          </w:tcPr>
+          <w:p>
+            <w:pPr>
+              <w:jc w:val="left"/>
+              <w:rPr>
+                <w:color w:val="000000"/>
+              </w:rPr>
+            </w:pPr>
+            <w:r>
+              <w:rPr>
+                <w:rFonts w:ascii="SimSun" w:hAnsi="SimSun" w:eastAsia="SimSun" w:cs="SimSun"/>
+                <w:color w:val="000000"/>
+                <w:sz w:val="18"/>
+              </w:rPr>
+              <w:t>⑦</w:t>
+            </w:r>
+          </w:p>
+        </w:tc>
+        <w:tc>
+          <w:tcPr>
+            <w:tcW w:w="1827" w:type="dxa"/>
+            <w:tcBorders>
+              <w:top w:val="single" w:color="000000" w:sz="6"/>
+              <w:left w:val="single" w:color="000000" w:sz="6"/>
+              <w:bottom w:val="single" w:color="000000" w:sz="6"/>
+              <w:right w:val="single" w:color="000000" w:sz="6"/>
+            </w:tcBorders>
+            <w:tcMar>
+              <w:top w:w="60" w:type="dxa"/>
+              <w:left w:w="80" w:type="dxa"/>
+              <w:bottom w:w="60" w:type="dxa"/>
+              <w:right w:w="80" w:type="dxa"/>
+            </w:tcMar>
+            <w:vAlign w:val="top"/>
+          </w:tcPr>
+          <w:p>
+            <w:pPr>
+              <w:jc w:val="left"/>
+              <w:rPr>
+                <w:color w:val="000000"/>
+              </w:rPr>
+            </w:pPr>
+            <w:r>
+              <w:rPr>
+                <w:rFonts w:hint="eastAsia" w:ascii="SimSun" w:hAnsi="SimSun" w:eastAsia="SimSun" w:cs="SimSun"/>
+                <w:color w:val="000000"/>
+                <w:sz w:val="18"/>
+              </w:rPr>
+              <w:t>分块深度对齐 + 渐进层级</w:t>
+            </w:r>
+          </w:p>
+        </w:tc>
+        <w:tc>
+          <w:tcPr>
+            <w:tcW w:w="3322" w:type="dxa"/>
+            <w:tcBorders>
+              <w:top w:val="single" w:color="000000" w:sz="6"/>
+              <w:left w:val="single" w:color="000000" w:sz="6"/>
+              <w:bottom w:val="single" w:color="000000" w:sz="6"/>
+              <w:right w:val="single" w:color="000000" w:sz="6"/>
+            </w:tcBorders>
+            <w:tcMar>
+              <w:top w:w="60" w:type="dxa"/>
+              <w:left w:w="80" w:type="dxa"/>
+              <w:bottom w:w="60" w:type="dxa"/>
+              <w:right w:w="80" w:type="dxa"/>
+            </w:tcMar>
+            <w:vAlign w:val="top"/>
+          </w:tcPr>
+          <w:p>
+            <w:pPr>
+              <w:jc w:val="left"/>
+              <w:rPr>
+                <w:color w:val="000000"/>
+              </w:rPr>
+            </w:pPr>
+            <w:r>
+              <w:rPr>
+                <w:rFonts w:ascii="SimSun" w:hAnsi="SimSun" w:eastAsia="SimSun" w:cs="SimSun"/>
+                <w:color w:val="000000"/>
+                <w:sz w:val="18"/>
+              </w:rPr>
+              <w:t>d</w:t>
+            </w:r>
+            <w:r>
+              <w:rPr>
+                <w:vertAlign w:val="subscript"/>
+              </w:rPr>
+              <w:t>mono</w:t>
+            </w:r>
+            <w:r>
+              <w:rPr>
+                <w:rFonts w:ascii="SimSun" w:hAnsi="SimSun" w:eastAsia="SimSun" w:cs="SimSun"/>
+                <w:color w:val="000000"/>
+                <w:sz w:val="18"/>
+              </w:rPr>
+              <w:t>≈s</w:t>
+            </w:r>
+            <w:r>
+              <w:rPr>
+                <w:vertAlign w:val="subscript"/>
+              </w:rPr>
+              <w:t>k</w:t>
+            </w:r>
+            <w:r>
+              <w:rPr>
+                <w:rFonts w:ascii="SimSun" w:hAnsi="SimSun" w:eastAsia="SimSun" w:cs="SimSun"/>
+                <w:color w:val="000000"/>
+                <w:sz w:val="18"/>
+              </w:rPr>
+              <w:t>d</w:t>
+            </w:r>
+            <w:r>
+              <w:rPr>
+                <w:vertAlign w:val="subscript"/>
+              </w:rPr>
+              <w:t>tri</w:t>
+            </w:r>
+            <w:r>
+              <w:rPr>
+                <w:rFonts w:ascii="SimSun" w:hAnsi="SimSun" w:eastAsia="SimSun" w:cs="SimSun"/>
+                <w:color w:val="000000"/>
+                <w:sz w:val="18"/>
+              </w:rPr>
+              <w:t>+o</w:t>
+            </w:r>
+            <w:r>
+              <w:rPr>
+                <w:vertAlign w:val="subscript"/>
+              </w:rPr>
+              <w:t>k</w:t>
+            </w:r>
+            <w:r>
+              <w:rPr>
+                <w:rFonts w:hint="eastAsia" w:ascii="SimSun" w:hAnsi="SimSun" w:eastAsia="SimSun" w:cs="SimSun"/>
+                <w:color w:val="000000"/>
+                <w:sz w:val="18"/>
+              </w:rPr>
+              <w:t>；screen &lt; 0.5 px 且可并数达标 → 合并</w:t>
+            </w:r>
+          </w:p>
+        </w:tc>
+        <w:tc>
+          <w:tcPr>
+            <w:tcW w:w="2576" w:type="dxa"/>
+            <w:tcBorders>
+              <w:top w:val="single" w:color="000000" w:sz="6"/>
+              <w:left w:val="single" w:color="000000" w:sz="6"/>
+              <w:bottom w:val="single" w:color="000000" w:sz="6"/>
+              <w:right w:val="single" w:color="000000" w:sz="6"/>
+            </w:tcBorders>
+            <w:tcMar>
+              <w:top w:w="60" w:type="dxa"/>
+              <w:left w:w="80" w:type="dxa"/>
+              <w:bottom w:w="60" w:type="dxa"/>
+              <w:right w:w="80" w:type="dxa"/>
+            </w:tcMar>
+            <w:vAlign w:val="top"/>
+          </w:tcPr>
+          <w:p>
+            <w:pPr>
+              <w:jc w:val="left"/>
+              <w:rPr>
+                <w:color w:val="000000"/>
+              </w:rPr>
+            </w:pPr>
+            <w:r>
+              <w:rPr>
+                <w:rFonts w:hint="eastAsia" w:ascii="SimSun" w:hAnsi="SimSun" w:eastAsia="SimSun" w:cs="SimSun"/>
+                <w:color w:val="000000"/>
+                <w:sz w:val="18"/>
+              </w:rPr>
+              <w:t>位姿定后才投放高斯；层级只压显存，不改位姿</w:t>
             </w:r>
           </w:p>
         </w:tc>
@@ -2492,7 +3439,7 @@
           <w:color w:val="000000"/>
           <w:sz w:val="18"/>
         </w:rPr>
-        <w:t>表 2　三级匹配的候选收缩与开销</w:t>
+        <w:t>表 2　七步重建链：每步用什么算法、算什么、管什么</w:t>
       </w:r>
     </w:p>
     <w:p>
@@ -2507,41 +3454,153 @@
       <w:r>
         <w:rPr>
           <w:rFonts w:hint="eastAsia" w:ascii="SimSun" w:hAnsi="SimSun" w:eastAsia="SimSun" w:cs="SimSun"/>
-          <w:color w:val="000000"/>
-          <w:sz w:val="21"/>
-        </w:rPr>
-        <w:t>匹配通过的关键帧对写入</w:t>
-      </w:r>
-      <w:r>
-        <w:rPr>
-          <w:rFonts w:hint="eastAsia" w:ascii="SimSun" w:hAnsi="SimSun" w:eastAsia="SimSun" w:cs="SimSun"/>
           <w:b w:val="1"/>
           <w:color w:val="000000"/>
           <w:sz w:val="21"/>
         </w:rPr>
-        <w:t>加权协视图</w:t>
-      </w:r>
-      <w:r>
-        <w:rPr>
-          <w:rFonts w:hint="eastAsia" w:ascii="SimSun" w:hAnsi="SimSun" w:eastAsia="SimSun" w:cs="SimSun"/>
-          <w:color w:val="000000"/>
-          <w:sz w:val="21"/>
-        </w:rPr>
-        <w:t xml:space="preserve"> G=(M, E, W)，边权取内点数的倒数 w</w:t>
+        <w:t>(2) 步骤①　全局检索。</w:t>
+      </w:r>
+      <w:r>
+        <w:rPr>
+          <w:rFonts w:hint="eastAsia" w:ascii="SimSun" w:hAnsi="SimSun" w:eastAsia="SimSun" w:cs="SimSun"/>
+          <w:color w:val="000000"/>
+          <w:sz w:val="21"/>
+        </w:rPr>
+        <w:t>新帧进入后，先由视觉位置识别模型提取一个全局描述子（论文正文写 MixVPR，开源实现因许可问题替换为 MegaLoc，两者都是"一帧 → 一个 4096 维向量"），与库中全部历史帧的描述子做余弦相似度排序，取前 K=20 个作为候选。这一步只依赖外观、完全不依赖拍摄时间，因此"乱序"在这里第一次被消化掉；其代价与已收帧数成线性关系——n 帧只需 n 次检索，而不是 n(n−1)/2 次两两比对。实测约 1 ms / 1000 对，是全链最便宜的一步。</w:t>
+      </w:r>
+    </w:p>
+    <w:p>
+      <w:pPr>
+        <w:spacing w:before="100" w:after="100" w:line="300"/>
+        <w:ind w:left="100" w:right="100"/>
+        <w:jc w:val="center"/>
+        <w:rPr>
+          <w:color w:val="000000"/>
+        </w:rPr>
+      </w:pPr>
+      <w:r>
+        <w:rPr>
+          <w:rFonts w:ascii="Cambria Math" w:hAnsi="Cambria Math" w:eastAsia="Cambria Math" w:cs="Cambria Math"/>
+          <w:color w:val="000000"/>
+          <w:sz w:val="22"/>
+        </w:rPr>
+        <w:t>s(i, j) = d</w:t>
       </w:r>
       <w:r>
         <w:rPr>
           <w:vertAlign w:val="subscript"/>
         </w:rPr>
-        <w:t>ij</w:t>
-      </w:r>
-      <w:r>
-        <w:rPr>
-          <w:rFonts w:hint="eastAsia" w:ascii="SimSun" w:hAnsi="SimSun" w:eastAsia="SimSun" w:cs="SimSun"/>
-          <w:color w:val="000000"/>
-          <w:sz w:val="21"/>
-        </w:rPr>
-        <w:t>=1/#inliers(i,j)。内点越多表示几何约束越强、权重越小，因此图上的"最短路"天然对应"最可靠的位姿链"。关键帧选取采用贪心策略：每一步加入与当前集合累计内点连接数最大的节点。由于每个节点平均只有约 10 条边，该过程开销极小。消融实验显示，这一环节（去掉位置识别 / 改成取最近 20 帧）对最终质量影响最大，PSNR 从 26.29 dB 掉到 24.78 dB / 24.56 dB。</w:t>
+        <w:t>i</w:t>
+      </w:r>
+      <w:r>
+        <w:rPr>
+          <w:vertAlign w:val="superscript"/>
+        </w:rPr>
+        <w:t>⊤</w:t>
+      </w:r>
+      <w:r>
+        <w:rPr>
+          <w:rFonts w:ascii="Cambria Math" w:hAnsi="Cambria Math" w:eastAsia="Cambria Math" w:cs="Cambria Math"/>
+          <w:color w:val="000000"/>
+          <w:sz w:val="22"/>
+        </w:rPr>
+        <w:t>d</w:t>
+      </w:r>
+      <w:r>
+        <w:rPr>
+          <w:vertAlign w:val="subscript"/>
+        </w:rPr>
+        <w:t>j</w:t>
+      </w:r>
+      <w:r>
+        <w:rPr>
+          <w:rFonts w:ascii="Cambria Math" w:hAnsi="Cambria Math" w:eastAsia="Cambria Math" w:cs="Cambria Math"/>
+          <w:color w:val="000000"/>
+          <w:sz w:val="22"/>
+        </w:rPr>
+        <w:t xml:space="preserve"> / (‖d</w:t>
+      </w:r>
+      <w:r>
+        <w:rPr>
+          <w:vertAlign w:val="subscript"/>
+        </w:rPr>
+        <w:t>i</w:t>
+      </w:r>
+      <w:r>
+        <w:rPr>
+          <w:rFonts w:ascii="Cambria Math" w:hAnsi="Cambria Math" w:eastAsia="Cambria Math" w:cs="Cambria Math"/>
+          <w:color w:val="000000"/>
+          <w:sz w:val="22"/>
+        </w:rPr>
+        <w:t>‖·‖d</w:t>
+      </w:r>
+      <w:r>
+        <w:rPr>
+          <w:vertAlign w:val="subscript"/>
+        </w:rPr>
+        <w:t>j</w:t>
+      </w:r>
+      <w:r>
+        <w:rPr>
+          <w:rFonts w:hint="eastAsia" w:ascii="Cambria Math" w:hAnsi="Cambria Math" w:eastAsia="Cambria Math" w:cs="Cambria Math"/>
+          <w:color w:val="000000"/>
+          <w:sz w:val="22"/>
+        </w:rPr>
+        <w:t>‖)　，　候选集 = top-K（K = 20）</w:t>
+      </w:r>
+    </w:p>
+    <w:p>
+      <w:pPr>
+        <w:spacing w:before="40" w:after="40" w:line="300"/>
+        <w:ind w:left="40" w:right="40"/>
+        <w:jc w:val="center"/>
+        <w:rPr>
+          <w:color w:val="000000"/>
+        </w:rPr>
+      </w:pPr>
+      <w:r>
+        <w:drawing>
+          <wp:inline>
+            <wp:extent cx="5274310" cy="3292190"/>
+            <wp:docPr id="2" name=""/>
+            <wp:cNvGraphicFramePr>
+              <a:graphicFrameLocks noChangeAspect="1"/>
+            </wp:cNvGraphicFramePr>
+            <a:graphic>
+              <a:graphicData uri="http://schemas.openxmlformats.org/drawingml/2006/picture">
+                <pic:pic>
+                  <pic:nvPicPr>
+                    <pic:cNvPr id="3" name=""/>
+                    <pic:cNvPicPr/>
+                  </pic:nvPicPr>
+                  <pic:blipFill>
+                    <a:blip r:embed="rId5"/>
+                    <a:stretch>
+                      <a:fillRect/>
+                    </a:stretch>
+                  </pic:blipFill>
+                  <pic:spPr>
+                    <a:xfrm>
+                      <a:off x="0" y="0"/>
+                      <a:ext cx="5274310" cy="3292190"/>
+                    </a:xfrm>
+                    <a:prstGeom prst="rect">
+                      <a:avLst/>
+                    </a:prstGeom>
+                  </pic:spPr>
+                </pic:pic>
+              </a:graphicData>
+            </a:graphic>
+          </wp:inline>
+        </w:drawing>
+      </w:r>
+      <w:r>
+        <w:rPr>
+          <w:rFonts w:hint="eastAsia" w:ascii="SimSun" w:hAnsi="SimSun" w:eastAsia="SimSun" w:cs="SimSun"/>
+          <w:color w:val="000000"/>
+          <w:sz w:val="18"/>
+        </w:rPr>
+        <w:t>图 1　步骤①：全局描述子检索——按余弦相似度从全部历史帧里取前 20 个候选</w:t>
       </w:r>
     </w:p>
     <w:p>
@@ -2560,15 +3619,115 @@
           <w:color w:val="000000"/>
           <w:sz w:val="21"/>
         </w:rPr>
-        <w:t>(3) GPU 局部重建。</w:t>
-      </w:r>
-      <w:r>
-        <w:rPr>
-          <w:rFonts w:hint="eastAsia" w:ascii="SimSun" w:hAnsi="SimSun" w:eastAsia="SimSun" w:cs="SimSun"/>
-          <w:color w:val="000000"/>
-          <w:sz w:val="21"/>
-        </w:rPr>
-        <w:t>与 SLAM 系统通常只用 5 帧时间窗不同，本文使用 20 个关键帧并固定 10000 个路标点（按被观测次数做多项式采样），且每个路标只允许被协视性选出的固定子集观测，从而避免观测数随关键帧数二次增长——这是把"SLAM 式局部优化"扩展到"辐射场重建"的关键改动。高斯投放上，作者不再对整幅图估计一组深度尺度与偏移，而是把图像切块分别估计再插值上采样，使高斯落点更贴合真实表面（消融：PSNR 26.29 → 25.41 dB）。</w:t>
+        <w:t>(3) 步骤②　局部粗筛。</w:t>
+      </w:r>
+      <w:r>
+        <w:rPr>
+          <w:rFonts w:hint="eastAsia" w:ascii="SimSun" w:hAnsi="SimSun" w:eastAsia="SimSun" w:cs="SimSun"/>
+          <w:color w:val="000000"/>
+          <w:sz w:val="21"/>
+        </w:rPr>
+        <w:t>对 20 个候选逐个跑一次轻量的局部特征匹配（XFeat），只比较稀疏关键点的坐标一致性，得到内点对数 |M</w:t>
+      </w:r>
+      <w:r>
+        <w:rPr>
+          <w:vertAlign w:val="subscript"/>
+        </w:rPr>
+        <w:t>ij</w:t>
+      </w:r>
+      <w:r>
+        <w:rPr>
+          <w:rFonts w:hint="eastAsia" w:ascii="SimSun" w:hAnsi="SimSun" w:eastAsia="SimSun" w:cs="SimSun"/>
+          <w:color w:val="000000"/>
+          <w:sz w:val="21"/>
+        </w:rPr>
+        <w:t>|，按大小排序后仅保留前 5 个。这一级故意选择"便宜但粗糙"的特征：它的任务只是排序，不是定论。被淘汰的通常是纯外观检索的典型假阳性——两块墙面的纹理相似、描述子接近，但几何上一个点也对不上。开销约 0.5 ms / 对。</w:t>
+      </w:r>
+    </w:p>
+    <w:p>
+      <w:pPr>
+        <w:spacing w:before="100" w:after="100" w:line="300"/>
+        <w:ind w:left="100" w:right="100"/>
+        <w:jc w:val="center"/>
+        <w:rPr>
+          <w:color w:val="000000"/>
+        </w:rPr>
+      </w:pPr>
+      <w:r>
+        <w:rPr>
+          <w:rFonts w:ascii="Cambria Math" w:hAnsi="Cambria Math" w:eastAsia="Cambria Math" w:cs="Cambria Math"/>
+          <w:color w:val="000000"/>
+          <w:sz w:val="22"/>
+        </w:rPr>
+        <w:t>K′ = top-5 { |M</w:t>
+      </w:r>
+      <w:r>
+        <w:rPr>
+          <w:vertAlign w:val="subscript"/>
+        </w:rPr>
+        <w:t>ij</w:t>
+      </w:r>
+      <w:r>
+        <w:rPr>
+          <w:rFonts w:hint="eastAsia" w:ascii="Cambria Math" w:hAnsi="Cambria Math" w:eastAsia="Cambria Math" w:cs="Cambria Math"/>
+          <w:color w:val="000000"/>
+          <w:sz w:val="22"/>
+        </w:rPr>
+        <w:t>| }　，只保留前 K′ 个候选进入精确匹配</w:t>
+      </w:r>
+    </w:p>
+    <w:p>
+      <w:pPr>
+        <w:spacing w:before="40" w:after="40" w:line="300"/>
+        <w:ind w:left="40" w:right="40"/>
+        <w:jc w:val="center"/>
+        <w:rPr>
+          <w:color w:val="000000"/>
+        </w:rPr>
+      </w:pPr>
+      <w:r>
+        <w:drawing>
+          <wp:inline>
+            <wp:extent cx="5274310" cy="3292190"/>
+            <wp:docPr id="5" name=""/>
+            <wp:cNvGraphicFramePr>
+              <a:graphicFrameLocks noChangeAspect="1"/>
+            </wp:cNvGraphicFramePr>
+            <a:graphic>
+              <a:graphicData uri="http://schemas.openxmlformats.org/drawingml/2006/picture">
+                <pic:pic>
+                  <pic:nvPicPr>
+                    <pic:cNvPr id="6" name=""/>
+                    <pic:cNvPicPr/>
+                  </pic:nvPicPr>
+                  <pic:blipFill>
+                    <a:blip r:embed="rId6"/>
+                    <a:stretch>
+                      <a:fillRect/>
+                    </a:stretch>
+                  </pic:blipFill>
+                  <pic:spPr>
+                    <a:xfrm>
+                      <a:off x="0" y="0"/>
+                      <a:ext cx="5274310" cy="3292190"/>
+                    </a:xfrm>
+                    <a:prstGeom prst="rect">
+                      <a:avLst/>
+                    </a:prstGeom>
+                  </pic:spPr>
+                </pic:pic>
+              </a:graphicData>
+            </a:graphic>
+          </wp:inline>
+        </w:drawing>
+      </w:r>
+      <w:r>
+        <w:rPr>
+          <w:rFonts w:hint="eastAsia" w:ascii="SimSun" w:hAnsi="SimSun" w:eastAsia="SimSun" w:cs="SimSun"/>
+          <w:color w:val="000000"/>
+          <w:sz w:val="18"/>
+        </w:rPr>
+        <w:t>图 2　步骤②：XFeat 粗筛——按坐标一致性排序，只保留内点最多的前 5 个候选</w:t>
       </w:r>
     </w:p>
     <w:p>
@@ -2587,21 +3746,35 @@
           <w:color w:val="000000"/>
           <w:sz w:val="21"/>
         </w:rPr>
-        <w:t>(4) 基于簇的回环。</w:t>
-      </w:r>
-      <w:r>
-        <w:rPr>
-          <w:rFonts w:hint="eastAsia" w:ascii="SimSun" w:hAnsi="SimSun" w:eastAsia="SimSun" w:cs="SimSun"/>
-          <w:color w:val="000000"/>
-          <w:sz w:val="21"/>
-        </w:rPr>
-        <w:t>当一次匹配中出现两组"各自内部很密、彼此很疏"的关键帧集合时，用图上的跳数距离 d</w:t>
+        <w:t>(4) 步骤③　精验建边。</w:t>
+      </w:r>
+      <w:r>
+        <w:rPr>
+          <w:rFonts w:hint="eastAsia" w:ascii="SimSun" w:hAnsi="SimSun" w:eastAsia="SimSun" w:cs="SimSun"/>
+          <w:color w:val="000000"/>
+          <w:sz w:val="21"/>
+        </w:rPr>
+        <w:t>对留下的 5 个候选跑 LightGlue 精确配对，并用 RANSAC 剔除外点；只有内点数超过 τ</w:t>
       </w:r>
       <w:r>
         <w:rPr>
           <w:vertAlign w:val="subscript"/>
         </w:rPr>
-        <w:t>G</w:t>
+        <w:t>m</w:t>
+      </w:r>
+      <w:r>
+        <w:rPr>
+          <w:rFonts w:hint="eastAsia" w:ascii="SimSun" w:hAnsi="SimSun" w:eastAsia="SimSun" w:cs="SimSun"/>
+          <w:color w:val="000000"/>
+          <w:sz w:val="21"/>
+        </w:rPr>
+        <w:t>=500 的帧对才在图中建立一条边。边权取内点数的倒数 w</w:t>
+      </w:r>
+      <w:r>
+        <w:rPr>
+          <w:vertAlign w:val="subscript"/>
+        </w:rPr>
+        <w:t>ij</w:t>
       </w:r>
       <w:r>
         <w:rPr>
@@ -2609,35 +3782,149 @@
           <w:color w:val="000000"/>
           <w:sz w:val="21"/>
         </w:rPr>
-        <w:t>(C</w:t>
+        <w:t>=1/|M</w:t>
       </w:r>
       <w:r>
         <w:rPr>
           <w:vertAlign w:val="subscript"/>
         </w:rPr>
-        <w:t>1</w:t>
-      </w:r>
-      <w:r>
-        <w:rPr>
-          <w:rFonts w:ascii="SimSun" w:hAnsi="SimSun" w:eastAsia="SimSun" w:cs="SimSun"/>
-          <w:color w:val="000000"/>
-          <w:sz w:val="21"/>
-        </w:rPr>
-        <w:t>,C</w:t>
+        <w:t>ij</w:t>
+      </w:r>
+      <w:r>
+        <w:rPr>
+          <w:rFonts w:hint="eastAsia" w:ascii="SimSun" w:hAnsi="SimSun" w:eastAsia="SimSun" w:cs="SimSun"/>
+          <w:color w:val="000000"/>
+          <w:sz w:val="21"/>
+        </w:rPr>
+        <w:t>|：内点越多说明几何约束越强、权重越小，于是图上的"最短路"天然对应"最可靠的位姿链"。这是全链中唯一产生共视约束的地方，后续所有位姿都由这些点对推出，边建错则后续全错。开销约 4 ms / 对。</w:t>
+      </w:r>
+    </w:p>
+    <w:p>
+      <w:pPr>
+        <w:spacing w:before="100" w:after="100" w:line="300"/>
+        <w:ind w:left="100" w:right="100"/>
+        <w:jc w:val="center"/>
+        <w:rPr>
+          <w:color w:val="000000"/>
+        </w:rPr>
+      </w:pPr>
+      <w:r>
+        <w:rPr>
+          <w:rFonts w:ascii="Cambria Math" w:hAnsi="Cambria Math" w:eastAsia="Cambria Math" w:cs="Cambria Math"/>
+          <w:color w:val="000000"/>
+          <w:sz w:val="22"/>
+        </w:rPr>
+        <w:t>|M</w:t>
       </w:r>
       <w:r>
         <w:rPr>
           <w:vertAlign w:val="subscript"/>
         </w:rPr>
-        <w:t>2</w:t>
-      </w:r>
-      <w:r>
-        <w:rPr>
-          <w:rFonts w:hint="eastAsia" w:ascii="SimSun" w:hAnsi="SimSun" w:eastAsia="SimSun" w:cs="SimSun"/>
-          <w:color w:val="000000"/>
-          <w:sz w:val="21"/>
-        </w:rPr>
-        <w:t>) &gt; 5 且有效匹配对 &gt; 2 判定为回环。随后从两个簇各扩 N/2 帧构成焊接窗口做局部 BA，得到锚点帧的刚体变换，再由路标深度变化估计尺度，组成 Sim(3) 修正；最后沿 Dijkstra 求出的"主干路径"按测地距离比例插值分配修正（旋转用 6D 表示插值、尺度用对数插值），并对每个记录了自己"出生关键帧"的高斯套用同一变换。这样回环修正的代价与场景规模近似线性，而不必再做一次全局 BA。</w:t>
+        <w:t>ij</w:t>
+      </w:r>
+      <w:r>
+        <w:rPr>
+          <w:rFonts w:ascii="Cambria Math" w:hAnsi="Cambria Math" w:eastAsia="Cambria Math" w:cs="Cambria Math"/>
+          <w:color w:val="000000"/>
+          <w:sz w:val="22"/>
+        </w:rPr>
+        <w:t>| &gt; τ</w:t>
+      </w:r>
+      <w:r>
+        <w:rPr>
+          <w:vertAlign w:val="subscript"/>
+        </w:rPr>
+        <w:t>m</w:t>
+      </w:r>
+      <w:r>
+        <w:rPr>
+          <w:rFonts w:hint="eastAsia" w:ascii="Cambria Math" w:hAnsi="Cambria Math" w:eastAsia="Cambria Math" w:cs="Cambria Math"/>
+          <w:color w:val="000000"/>
+          <w:sz w:val="22"/>
+        </w:rPr>
+        <w:t xml:space="preserve"> = 500　⇒　(i, j) ∈ E　，　w</w:t>
+      </w:r>
+      <w:r>
+        <w:rPr>
+          <w:vertAlign w:val="subscript"/>
+        </w:rPr>
+        <w:t>ij</w:t>
+      </w:r>
+      <w:r>
+        <w:rPr>
+          <w:rFonts w:ascii="Cambria Math" w:hAnsi="Cambria Math" w:eastAsia="Cambria Math" w:cs="Cambria Math"/>
+          <w:color w:val="000000"/>
+          <w:sz w:val="22"/>
+        </w:rPr>
+        <w:t xml:space="preserve"> = 1 / |M</w:t>
+      </w:r>
+      <w:r>
+        <w:rPr>
+          <w:vertAlign w:val="subscript"/>
+        </w:rPr>
+        <w:t>ij</w:t>
+      </w:r>
+      <w:r>
+        <w:rPr>
+          <w:rFonts w:ascii="Cambria Math" w:hAnsi="Cambria Math" w:eastAsia="Cambria Math" w:cs="Cambria Math"/>
+          <w:color w:val="000000"/>
+          <w:sz w:val="22"/>
+        </w:rPr>
+        <w:t>|</w:t>
+      </w:r>
+    </w:p>
+    <w:p>
+      <w:pPr>
+        <w:spacing w:before="40" w:after="40" w:line="300"/>
+        <w:ind w:left="40" w:right="40"/>
+        <w:jc w:val="center"/>
+        <w:rPr>
+          <w:color w:val="000000"/>
+        </w:rPr>
+      </w:pPr>
+      <w:r>
+        <w:drawing>
+          <wp:inline>
+            <wp:extent cx="5274310" cy="3292190"/>
+            <wp:docPr id="8" name=""/>
+            <wp:cNvGraphicFramePr>
+              <a:graphicFrameLocks noChangeAspect="1"/>
+            </wp:cNvGraphicFramePr>
+            <a:graphic>
+              <a:graphicData uri="http://schemas.openxmlformats.org/drawingml/2006/picture">
+                <pic:pic>
+                  <pic:nvPicPr>
+                    <pic:cNvPr id="9" name=""/>
+                    <pic:cNvPicPr/>
+                  </pic:nvPicPr>
+                  <pic:blipFill>
+                    <a:blip r:embed="rId7"/>
+                    <a:stretch>
+                      <a:fillRect/>
+                    </a:stretch>
+                  </pic:blipFill>
+                  <pic:spPr>
+                    <a:xfrm>
+                      <a:off x="0" y="0"/>
+                      <a:ext cx="5274310" cy="3292190"/>
+                    </a:xfrm>
+                    <a:prstGeom prst="rect">
+                      <a:avLst/>
+                    </a:prstGeom>
+                  </pic:spPr>
+                </pic:pic>
+              </a:graphicData>
+            </a:graphic>
+          </wp:inline>
+        </w:drawing>
+      </w:r>
+      <w:r>
+        <w:rPr>
+          <w:rFonts w:hint="eastAsia" w:ascii="SimSun" w:hAnsi="SimSun" w:eastAsia="SimSun" w:cs="SimSun"/>
+          <w:color w:val="000000"/>
+          <w:sz w:val="18"/>
+        </w:rPr>
+        <w:t>图 3　步骤③：精验建边——内点数超过 500 才建边，边权取内点数的倒数</w:t>
       </w:r>
     </w:p>
     <w:p>
@@ -2656,15 +3943,701 @@
           <w:color w:val="000000"/>
           <w:sz w:val="21"/>
         </w:rPr>
-        <w:t>(5) 渐进式层级。</w:t>
-      </w:r>
-      <w:r>
-        <w:rPr>
-          <w:rFonts w:hint="eastAsia" w:ascii="SimSun" w:hAnsi="SimSun" w:eastAsia="SimSun" w:cs="SimSun"/>
-          <w:color w:val="000000"/>
-          <w:sz w:val="21"/>
-        </w:rPr>
-        <w:t>当高斯在当前视角下的屏幕尺寸小于 0.5 px 且这类高斯占比超过 20% 时触发合并：KNN 找 4 个最近高斯按 KL 散度合并，并向层级插入父节点，叶节点参数卸载到 CPU 内存。渲染或导航时若某合并节点的贡献超过 1 px，则异步回取其子节点（双缓冲避免卡顿）。论文报告：不使用层级时，CityWalk 在 24 GB 卡上处理到第 795/4050 帧（不足 20%）即 OOM；使用层级后峰值训练高斯维持在 370 万以下、显存 &lt; 12.8 GB，大场景层级达 8 层。</w:t>
+        <w:t>(5) 步骤④　贪心选窗。</w:t>
+      </w:r>
+      <w:r>
+        <w:rPr>
+          <w:rFonts w:hint="eastAsia" w:ascii="SimSun" w:hAnsi="SimSun" w:eastAsia="SimSun" w:cs="SimSun"/>
+          <w:color w:val="000000"/>
+          <w:sz w:val="21"/>
+        </w:rPr>
+        <w:t>局部 BA 的变量范围由这一步决定：不是"时间上最近的 20 帧"，而是"与当前集合连接最强的帧"。每步把累计内点连接数最大的节点并入集合，直到凑满 N=20。由于每个节点平均只有约 10 条边，一次 argmax 的开销可以忽略。消融实验显示这一步对最终质量影响极大：去掉位置识别、只比相邻 5 帧，PSNR 从 26.29 dB 掉到 24.78 dB；改成"优化最后 20 帧"则为 24.56 dB——选窗比匹配本身更关键。</w:t>
+      </w:r>
+    </w:p>
+    <w:p>
+      <w:pPr>
+        <w:spacing w:before="100" w:after="100" w:line="300"/>
+        <w:ind w:left="100" w:right="100"/>
+        <w:jc w:val="center"/>
+        <w:rPr>
+          <w:color w:val="000000"/>
+        </w:rPr>
+      </w:pPr>
+      <w:r>
+        <w:rPr>
+          <w:rFonts w:ascii="Cambria Math" w:hAnsi="Cambria Math" w:eastAsia="Cambria Math" w:cs="Cambria Math"/>
+          <w:color w:val="000000"/>
+          <w:sz w:val="22"/>
+        </w:rPr>
+        <w:t>S</w:t>
+      </w:r>
+      <w:r>
+        <w:rPr>
+          <w:vertAlign w:val="subscript"/>
+        </w:rPr>
+        <w:t>t+1</w:t>
+      </w:r>
+      <w:r>
+        <w:rPr>
+          <w:rFonts w:ascii="Cambria Math" w:hAnsi="Cambria Math" w:eastAsia="Cambria Math" w:cs="Cambria Math"/>
+          <w:color w:val="000000"/>
+          <w:sz w:val="22"/>
+        </w:rPr>
+        <w:t xml:space="preserve"> = S</w:t>
+      </w:r>
+      <w:r>
+        <w:rPr>
+          <w:vertAlign w:val="subscript"/>
+        </w:rPr>
+        <w:t>t</w:t>
+      </w:r>
+      <w:r>
+        <w:rPr>
+          <w:rFonts w:ascii="Cambria Math" w:hAnsi="Cambria Math" w:eastAsia="Cambria Math" w:cs="Cambria Math"/>
+          <w:color w:val="000000"/>
+          <w:sz w:val="22"/>
+        </w:rPr>
+        <w:t xml:space="preserve"> ∪ { argmax</w:t>
+      </w:r>
+      <w:r>
+        <w:rPr>
+          <w:vertAlign w:val="subscript"/>
+        </w:rPr>
+        <w:t>i∉St</w:t>
+      </w:r>
+      <w:r>
+        <w:rPr>
+          <w:rFonts w:ascii="Cambria Math" w:hAnsi="Cambria Math" w:eastAsia="Cambria Math" w:cs="Cambria Math"/>
+          <w:color w:val="000000"/>
+          <w:sz w:val="22"/>
+        </w:rPr>
+        <w:t xml:space="preserve"> Σ</w:t>
+      </w:r>
+      <w:r>
+        <w:rPr>
+          <w:vertAlign w:val="subscript"/>
+        </w:rPr>
+        <w:t>j∈St</w:t>
+      </w:r>
+      <w:r>
+        <w:rPr>
+          <w:rFonts w:ascii="Cambria Math" w:hAnsi="Cambria Math" w:eastAsia="Cambria Math" w:cs="Cambria Math"/>
+          <w:color w:val="000000"/>
+          <w:sz w:val="22"/>
+        </w:rPr>
+        <w:t xml:space="preserve"> |M</w:t>
+      </w:r>
+      <w:r>
+        <w:rPr>
+          <w:vertAlign w:val="subscript"/>
+        </w:rPr>
+        <w:t>ij</w:t>
+      </w:r>
+      <w:r>
+        <w:rPr>
+          <w:rFonts w:hint="eastAsia" w:ascii="Cambria Math" w:hAnsi="Cambria Math" w:eastAsia="Cambria Math" w:cs="Cambria Math"/>
+          <w:color w:val="000000"/>
+          <w:sz w:val="22"/>
+        </w:rPr>
+        <w:t>| }　（式 1）</w:t>
+      </w:r>
+    </w:p>
+    <w:p>
+      <w:pPr>
+        <w:spacing w:before="40" w:after="40" w:line="300"/>
+        <w:ind w:left="40" w:right="40"/>
+        <w:jc w:val="center"/>
+        <w:rPr>
+          <w:color w:val="000000"/>
+        </w:rPr>
+      </w:pPr>
+      <w:r>
+        <w:drawing>
+          <wp:inline>
+            <wp:extent cx="5274310" cy="3292190"/>
+            <wp:docPr id="11" name=""/>
+            <wp:cNvGraphicFramePr>
+              <a:graphicFrameLocks noChangeAspect="1"/>
+            </wp:cNvGraphicFramePr>
+            <a:graphic>
+              <a:graphicData uri="http://schemas.openxmlformats.org/drawingml/2006/picture">
+                <pic:pic>
+                  <pic:nvPicPr>
+                    <pic:cNvPr id="12" name=""/>
+                    <pic:cNvPicPr/>
+                  </pic:nvPicPr>
+                  <pic:blipFill>
+                    <a:blip r:embed="rId8"/>
+                    <a:stretch>
+                      <a:fillRect/>
+                    </a:stretch>
+                  </pic:blipFill>
+                  <pic:spPr>
+                    <a:xfrm>
+                      <a:off x="0" y="0"/>
+                      <a:ext cx="5274310" cy="3292190"/>
+                    </a:xfrm>
+                    <a:prstGeom prst="rect">
+                      <a:avLst/>
+                    </a:prstGeom>
+                  </pic:spPr>
+                </pic:pic>
+              </a:graphicData>
+            </a:graphic>
+          </wp:inline>
+        </w:drawing>
+      </w:r>
+      <w:r>
+        <w:rPr>
+          <w:rFonts w:hint="eastAsia" w:ascii="SimSun" w:hAnsi="SimSun" w:eastAsia="SimSun" w:cs="SimSun"/>
+          <w:color w:val="000000"/>
+          <w:sz w:val="18"/>
+        </w:rPr>
+        <w:t>图 4　步骤④：贪心选窗——在加权协视图上按式 (1) 扩张，凑满 20 帧</w:t>
+      </w:r>
+    </w:p>
+    <w:p>
+      <w:pPr>
+        <w:spacing w:line="300"/>
+        <w:ind w:firstLine="480"/>
+        <w:jc w:val="both"/>
+        <w:rPr>
+          <w:color w:val="000000"/>
+        </w:rPr>
+      </w:pPr>
+      <w:r>
+        <w:rPr>
+          <w:rFonts w:hint="eastAsia" w:ascii="SimSun" w:hAnsi="SimSun" w:eastAsia="SimSun" w:cs="SimSun"/>
+          <w:b w:val="1"/>
+          <w:color w:val="000000"/>
+          <w:sz w:val="21"/>
+        </w:rPr>
+        <w:t>(6) 步骤⑤　GPU 局部 BA。</w:t>
+      </w:r>
+      <w:r>
+        <w:rPr>
+          <w:rFonts w:hint="eastAsia" w:ascii="SimSun" w:hAnsi="SimSun" w:eastAsia="SimSun" w:cs="SimSun"/>
+          <w:color w:val="000000"/>
+          <w:sz w:val="21"/>
+        </w:rPr>
+        <w:t>这是整条链中唯一真正求解位姿的步骤。与 SLAM 通常只用 5 帧时间窗不同，本文使用 20 个关键帧并固定约 1 万个路标点（按被观测次数采样），且每个路标只允许被协视性选出的固定子集观测，从而避免观测数随关键帧数二次增长——这是把"SLAM 式局部优化"扩展到"辐射场重建"的关键改动。求解采用 Levenberg–Marquardt 迭代，残差为重投影误差，鲁棒核抑制外点；构造正规方程后做稠密 Schur 消元，把相机与路标解耦，只对相机部分做 Cholesky 分解与两次三角回代。自写核函数使该步骤在 20 帧 / 1 万点的规模下比 g2o、CUDA-BA 等现有优化器快约 5 倍。</w:t>
+      </w:r>
+    </w:p>
+    <w:p>
+      <w:pPr>
+        <w:spacing w:before="100" w:after="100" w:line="300"/>
+        <w:ind w:left="100" w:right="100"/>
+        <w:jc w:val="center"/>
+        <w:rPr>
+          <w:color w:val="000000"/>
+        </w:rPr>
+      </w:pPr>
+      <w:r>
+        <w:rPr>
+          <w:rFonts w:ascii="Cambria Math" w:hAnsi="Cambria Math" w:eastAsia="Cambria Math" w:cs="Cambria Math"/>
+          <w:color w:val="000000"/>
+          <w:sz w:val="22"/>
+        </w:rPr>
+        <w:t>min Σ</w:t>
+      </w:r>
+      <w:r>
+        <w:rPr>
+          <w:vertAlign w:val="subscript"/>
+        </w:rPr>
+        <w:t>i,j</w:t>
+      </w:r>
+      <w:r>
+        <w:rPr>
+          <w:rFonts w:ascii="Cambria Math" w:hAnsi="Cambria Math" w:eastAsia="Cambria Math" w:cs="Cambria Math"/>
+          <w:color w:val="000000"/>
+          <w:sz w:val="22"/>
+        </w:rPr>
+        <w:t xml:space="preserve"> ρ( ‖u</w:t>
+      </w:r>
+      <w:r>
+        <w:rPr>
+          <w:vertAlign w:val="subscript"/>
+        </w:rPr>
+        <w:t>ij</w:t>
+      </w:r>
+      <w:r>
+        <w:rPr>
+          <w:rFonts w:ascii="Cambria Math" w:hAnsi="Cambria Math" w:eastAsia="Cambria Math" w:cs="Cambria Math"/>
+          <w:color w:val="000000"/>
+          <w:sz w:val="22"/>
+        </w:rPr>
+        <w:t xml:space="preserve"> − π(T</w:t>
+      </w:r>
+      <w:r>
+        <w:rPr>
+          <w:vertAlign w:val="subscript"/>
+        </w:rPr>
+        <w:t>i</w:t>
+      </w:r>
+      <w:r>
+        <w:rPr>
+          <w:rFonts w:ascii="Cambria Math" w:hAnsi="Cambria Math" w:eastAsia="Cambria Math" w:cs="Cambria Math"/>
+          <w:color w:val="000000"/>
+          <w:sz w:val="22"/>
+        </w:rPr>
+        <w:t>, X</w:t>
+      </w:r>
+      <w:r>
+        <w:rPr>
+          <w:vertAlign w:val="subscript"/>
+        </w:rPr>
+        <w:t>j</w:t>
+      </w:r>
+      <w:r>
+        <w:rPr>
+          <w:rFonts w:ascii="Cambria Math" w:hAnsi="Cambria Math" w:eastAsia="Cambria Math" w:cs="Cambria Math"/>
+          <w:color w:val="000000"/>
+          <w:sz w:val="22"/>
+        </w:rPr>
+        <w:t>)‖</w:t>
+      </w:r>
+      <w:r>
+        <w:rPr>
+          <w:vertAlign w:val="superscript"/>
+        </w:rPr>
+        <w:t>2</w:t>
+      </w:r>
+      <w:r>
+        <w:rPr>
+          <w:rFonts w:ascii="Cambria Math" w:hAnsi="Cambria Math" w:eastAsia="Cambria Math" w:cs="Cambria Math"/>
+          <w:color w:val="000000"/>
+          <w:sz w:val="22"/>
+        </w:rPr>
+        <w:t xml:space="preserve"> ) + λ‖δ‖</w:t>
+      </w:r>
+      <w:r>
+        <w:rPr>
+          <w:vertAlign w:val="superscript"/>
+        </w:rPr>
+        <w:t>2</w:t>
+      </w:r>
+      <w:r>
+        <w:rPr>
+          <w:rFonts w:hint="eastAsia" w:ascii="Cambria Math" w:hAnsi="Cambria Math" w:eastAsia="Cambria Math" w:cs="Cambria Math"/>
+          <w:color w:val="000000"/>
+          <w:sz w:val="22"/>
+        </w:rPr>
+        <w:t>　，　S = B − E C</w:t>
+      </w:r>
+      <w:r>
+        <w:rPr>
+          <w:vertAlign w:val="superscript"/>
+        </w:rPr>
+        <w:t>−1</w:t>
+      </w:r>
+      <w:r>
+        <w:rPr>
+          <w:rFonts w:ascii="Cambria Math" w:hAnsi="Cambria Math" w:eastAsia="Cambria Math" w:cs="Cambria Math"/>
+          <w:color w:val="000000"/>
+          <w:sz w:val="22"/>
+        </w:rPr>
+        <w:t xml:space="preserve"> E</w:t>
+      </w:r>
+      <w:r>
+        <w:rPr>
+          <w:vertAlign w:val="superscript"/>
+        </w:rPr>
+        <w:t>⊤</w:t>
+      </w:r>
+    </w:p>
+    <w:p>
+      <w:pPr>
+        <w:spacing w:before="40" w:after="40" w:line="300"/>
+        <w:ind w:left="40" w:right="40"/>
+        <w:jc w:val="center"/>
+        <w:rPr>
+          <w:color w:val="000000"/>
+        </w:rPr>
+      </w:pPr>
+      <w:r>
+        <w:drawing>
+          <wp:inline>
+            <wp:extent cx="5274310" cy="3292190"/>
+            <wp:docPr id="14" name=""/>
+            <wp:cNvGraphicFramePr>
+              <a:graphicFrameLocks noChangeAspect="1"/>
+            </wp:cNvGraphicFramePr>
+            <a:graphic>
+              <a:graphicData uri="http://schemas.openxmlformats.org/drawingml/2006/picture">
+                <pic:pic>
+                  <pic:nvPicPr>
+                    <pic:cNvPr id="15" name=""/>
+                    <pic:cNvPicPr/>
+                  </pic:nvPicPr>
+                  <pic:blipFill>
+                    <a:blip r:embed="rId9"/>
+                    <a:stretch>
+                      <a:fillRect/>
+                    </a:stretch>
+                  </pic:blipFill>
+                  <pic:spPr>
+                    <a:xfrm>
+                      <a:off x="0" y="0"/>
+                      <a:ext cx="5274310" cy="3292190"/>
+                    </a:xfrm>
+                    <a:prstGeom prst="rect">
+                      <a:avLst/>
+                    </a:prstGeom>
+                  </pic:spPr>
+                </pic:pic>
+              </a:graphicData>
+            </a:graphic>
+          </wp:inline>
+        </w:drawing>
+      </w:r>
+      <w:r>
+        <w:rPr>
+          <w:rFonts w:hint="eastAsia" w:ascii="SimSun" w:hAnsi="SimSun" w:eastAsia="SimSun" w:cs="SimSun"/>
+          <w:color w:val="000000"/>
+          <w:sz w:val="18"/>
+        </w:rPr>
+        <w:t>图 5　步骤⑤：局部 BA——相机—路标二部图与 Schur 补消元</w:t>
+      </w:r>
+    </w:p>
+    <w:p>
+      <w:pPr>
+        <w:spacing w:line="300"/>
+        <w:ind w:firstLine="480"/>
+        <w:jc w:val="both"/>
+        <w:rPr>
+          <w:color w:val="000000"/>
+        </w:rPr>
+      </w:pPr>
+      <w:r>
+        <w:rPr>
+          <w:rFonts w:hint="eastAsia" w:ascii="SimSun" w:hAnsi="SimSun" w:eastAsia="SimSun" w:cs="SimSun"/>
+          <w:b w:val="1"/>
+          <w:color w:val="000000"/>
+          <w:sz w:val="21"/>
+        </w:rPr>
+        <w:t>(7) 步骤⑥　簇级回环与图传播。</w:t>
+      </w:r>
+      <w:r>
+        <w:rPr>
+          <w:rFonts w:hint="eastAsia" w:ascii="SimSun" w:hAnsi="SimSun" w:eastAsia="SimSun" w:cs="SimSun"/>
+          <w:color w:val="000000"/>
+          <w:sz w:val="21"/>
+        </w:rPr>
+        <w:t>当一次匹配让两组"各自内部很密、彼此很疏"的关键帧集合之间突然出现跨簇边时，用图上的</w:t>
+      </w:r>
+      <w:r>
+        <w:rPr>
+          <w:rFonts w:hint="eastAsia" w:ascii="SimSun" w:hAnsi="SimSun" w:eastAsia="SimSun" w:cs="SimSun"/>
+          <w:b w:val="1"/>
+          <w:color w:val="000000"/>
+          <w:sz w:val="21"/>
+        </w:rPr>
+        <w:t>加权距离</w:t>
+      </w:r>
+      <w:r>
+        <w:rPr>
+          <w:rFonts w:ascii="SimSun" w:hAnsi="SimSun" w:eastAsia="SimSun" w:cs="SimSun"/>
+          <w:color w:val="000000"/>
+          <w:sz w:val="21"/>
+        </w:rPr>
+        <w:t xml:space="preserve"> d</w:t>
+      </w:r>
+      <w:r>
+        <w:rPr>
+          <w:vertAlign w:val="subscript"/>
+        </w:rPr>
+        <w:t>G</w:t>
+      </w:r>
+      <w:r>
+        <w:rPr>
+          <w:rFonts w:ascii="SimSun" w:hAnsi="SimSun" w:eastAsia="SimSun" w:cs="SimSun"/>
+          <w:color w:val="000000"/>
+          <w:sz w:val="21"/>
+        </w:rPr>
+        <w:t>(C</w:t>
+      </w:r>
+      <w:r>
+        <w:rPr>
+          <w:vertAlign w:val="subscript"/>
+        </w:rPr>
+        <w:t>1</w:t>
+      </w:r>
+      <w:r>
+        <w:rPr>
+          <w:rFonts w:ascii="SimSun" w:hAnsi="SimSun" w:eastAsia="SimSun" w:cs="SimSun"/>
+          <w:color w:val="000000"/>
+          <w:sz w:val="21"/>
+        </w:rPr>
+        <w:t>,C</w:t>
+      </w:r>
+      <w:r>
+        <w:rPr>
+          <w:vertAlign w:val="subscript"/>
+        </w:rPr>
+        <w:t>2</w:t>
+      </w:r>
+      <w:r>
+        <w:rPr>
+          <w:rFonts w:hint="eastAsia" w:ascii="SimSun" w:hAnsi="SimSun" w:eastAsia="SimSun" w:cs="SimSun"/>
+          <w:color w:val="000000"/>
+          <w:sz w:val="21"/>
+        </w:rPr>
+        <w:t>) &gt; 10 且跨簇有效匹配对 &gt; 2 判定为回环（论文正文写作"跳数距离 &gt; 5"，这里按开源代码默认值 min_loop_size = 10 的加权图距表述）。随后从两个簇各扩 N/2 帧构成焊接窗口做一次局部 BA，得到锚点帧的相对刚体变换，再由路标深度变化估计尺度，组合成 Sim(3) 修正；最后沿 Dijkstra 求出的"主干路径"按测地距离比例插值分配修正（旋转用 6D 表示插值、尺度取对数插值），并对每个记录了自己"出生关键帧"的高斯套用同一变换。这样回环修正的代价与场景规模近似线性，而不必再做一次全局 BA。</w:t>
+      </w:r>
+    </w:p>
+    <w:p>
+      <w:pPr>
+        <w:spacing w:before="100" w:after="100" w:line="300"/>
+        <w:ind w:left="100" w:right="100"/>
+        <w:jc w:val="center"/>
+        <w:rPr>
+          <w:color w:val="000000"/>
+        </w:rPr>
+      </w:pPr>
+      <w:r>
+        <w:rPr>
+          <w:rFonts w:ascii="Cambria Math" w:hAnsi="Cambria Math" w:eastAsia="Cambria Math" w:cs="Cambria Math"/>
+          <w:color w:val="000000"/>
+          <w:sz w:val="22"/>
+        </w:rPr>
+        <w:t>ΔT</w:t>
+      </w:r>
+      <w:r>
+        <w:rPr>
+          <w:vertAlign w:val="subscript"/>
+        </w:rPr>
+        <w:t>α</w:t>
+      </w:r>
+      <w:r>
+        <w:rPr>
+          <w:rFonts w:hint="eastAsia" w:ascii="Cambria Math" w:hAnsi="Cambria Math" w:eastAsia="Cambria Math" w:cs="Cambria Math"/>
+          <w:color w:val="000000"/>
+          <w:sz w:val="22"/>
+        </w:rPr>
+        <w:t xml:space="preserve"> = exp( α · log ΔT )　，　α ∝ 到锚点的测地距离</w:t>
+      </w:r>
+    </w:p>
+    <w:p>
+      <w:pPr>
+        <w:spacing w:before="40" w:after="40" w:line="300"/>
+        <w:ind w:left="40" w:right="40"/>
+        <w:jc w:val="center"/>
+        <w:rPr>
+          <w:color w:val="000000"/>
+        </w:rPr>
+      </w:pPr>
+      <w:r>
+        <w:drawing>
+          <wp:inline>
+            <wp:extent cx="5274310" cy="3292190"/>
+            <wp:docPr id="17" name=""/>
+            <wp:cNvGraphicFramePr>
+              <a:graphicFrameLocks noChangeAspect="1"/>
+            </wp:cNvGraphicFramePr>
+            <a:graphic>
+              <a:graphicData uri="http://schemas.openxmlformats.org/drawingml/2006/picture">
+                <pic:pic>
+                  <pic:nvPicPr>
+                    <pic:cNvPr id="18" name=""/>
+                    <pic:cNvPicPr/>
+                  </pic:nvPicPr>
+                  <pic:blipFill>
+                    <a:blip r:embed="rId10"/>
+                    <a:stretch>
+                      <a:fillRect/>
+                    </a:stretch>
+                  </pic:blipFill>
+                  <pic:spPr>
+                    <a:xfrm>
+                      <a:off x="0" y="0"/>
+                      <a:ext cx="5274310" cy="3292190"/>
+                    </a:xfrm>
+                    <a:prstGeom prst="rect">
+                      <a:avLst/>
+                    </a:prstGeom>
+                  </pic:spPr>
+                </pic:pic>
+              </a:graphicData>
+            </a:graphic>
+          </wp:inline>
+        </w:drawing>
+      </w:r>
+      <w:r>
+        <w:rPr>
+          <w:rFonts w:hint="eastAsia" w:ascii="SimSun" w:hAnsi="SimSun" w:eastAsia="SimSun" w:cs="SimSun"/>
+          <w:color w:val="000000"/>
+          <w:sz w:val="18"/>
+        </w:rPr>
+        <w:t>图 6　步骤⑥：簇级回环判定与沿主干路径的修正量传播</w:t>
+      </w:r>
+    </w:p>
+    <w:p>
+      <w:pPr>
+        <w:spacing w:line="300"/>
+        <w:ind w:firstLine="480"/>
+        <w:jc w:val="both"/>
+        <w:rPr>
+          <w:color w:val="000000"/>
+        </w:rPr>
+      </w:pPr>
+      <w:r>
+        <w:rPr>
+          <w:rFonts w:hint="eastAsia" w:ascii="SimSun" w:hAnsi="SimSun" w:eastAsia="SimSun" w:cs="SimSun"/>
+          <w:b w:val="1"/>
+          <w:color w:val="000000"/>
+          <w:sz w:val="21"/>
+        </w:rPr>
+        <w:t>(8) 步骤⑦　深度对齐与渐进层级。</w:t>
+      </w:r>
+      <w:r>
+        <w:rPr>
+          <w:rFonts w:hint="eastAsia" w:ascii="SimSun" w:hAnsi="SimSun" w:eastAsia="SimSun" w:cs="SimSun"/>
+          <w:color w:val="000000"/>
+          <w:sz w:val="21"/>
+        </w:rPr>
+        <w:t>位姿确定之后才把新关键帧的三维点投放为高斯。作者不再对整幅图估计一组深度尺度与偏移，而是把图像切成 4×4 块、每块单独拟合线性关系再插值上采样，使高斯落点更贴合真实表面（消融 NoLoDepAlgn：PSNR 26.29 → 25.41 dB）。层级方面：当高斯在当前视角下的屏幕投影尺寸小于 0.5 px 且满足合并数量条件（代码默认"可并数 &gt; max(10%, 20 万)"）时触发合并，用 KNN 取最近的若干个高斯按不透明度与屏幕面积加权平均生成父节点，叶节点参数卸载到 CPU 内存；渲染时若某合并节点的贡献超过 1 px，则异步回取其子节点（双缓冲避免卡顿）。需要说明的是，论文正文将合并描述为"按 KL 散度合并"，而开源代码实现为加权平均，量级与视觉效果接近，此处以代码为准。论文报告：不使用层级时 CityWalk 在 24 GB 卡上处理到第 795/4050 帧即 OOM；使用层级后峰值训练高斯维持在 370 万以下、显存 &lt; 12.8 GB，大场景层级达 8 层。</w:t>
+      </w:r>
+    </w:p>
+    <w:p>
+      <w:pPr>
+        <w:spacing w:before="100" w:after="100" w:line="300"/>
+        <w:ind w:left="100" w:right="100"/>
+        <w:jc w:val="center"/>
+        <w:rPr>
+          <w:color w:val="000000"/>
+        </w:rPr>
+      </w:pPr>
+      <w:r>
+        <w:rPr>
+          <w:rFonts w:ascii="Cambria Math" w:hAnsi="Cambria Math" w:eastAsia="Cambria Math" w:cs="Cambria Math"/>
+          <w:color w:val="000000"/>
+          <w:sz w:val="22"/>
+        </w:rPr>
+        <w:t>d</w:t>
+      </w:r>
+      <w:r>
+        <w:rPr>
+          <w:vertAlign w:val="subscript"/>
+        </w:rPr>
+        <w:t>mono</w:t>
+      </w:r>
+      <w:r>
+        <w:rPr>
+          <w:rFonts w:ascii="Cambria Math" w:hAnsi="Cambria Math" w:eastAsia="Cambria Math" w:cs="Cambria Math"/>
+          <w:color w:val="000000"/>
+          <w:sz w:val="22"/>
+        </w:rPr>
+        <w:t xml:space="preserve"> ≈ s</w:t>
+      </w:r>
+      <w:r>
+        <w:rPr>
+          <w:vertAlign w:val="subscript"/>
+        </w:rPr>
+        <w:t>k</w:t>
+      </w:r>
+      <w:r>
+        <w:rPr>
+          <w:rFonts w:ascii="Cambria Math" w:hAnsi="Cambria Math" w:eastAsia="Cambria Math" w:cs="Cambria Math"/>
+          <w:color w:val="000000"/>
+          <w:sz w:val="22"/>
+        </w:rPr>
+        <w:t xml:space="preserve"> · d</w:t>
+      </w:r>
+      <w:r>
+        <w:rPr>
+          <w:vertAlign w:val="subscript"/>
+        </w:rPr>
+        <w:t>tri</w:t>
+      </w:r>
+      <w:r>
+        <w:rPr>
+          <w:rFonts w:ascii="Cambria Math" w:hAnsi="Cambria Math" w:eastAsia="Cambria Math" w:cs="Cambria Math"/>
+          <w:color w:val="000000"/>
+          <w:sz w:val="22"/>
+        </w:rPr>
+        <w:t xml:space="preserve"> + o</w:t>
+      </w:r>
+      <w:r>
+        <w:rPr>
+          <w:vertAlign w:val="subscript"/>
+        </w:rPr>
+        <w:t>k</w:t>
+      </w:r>
+      <w:r>
+        <w:rPr>
+          <w:rFonts w:hint="eastAsia" w:ascii="Cambria Math" w:hAnsi="Cambria Math" w:eastAsia="Cambria Math" w:cs="Cambria Math"/>
+          <w:color w:val="000000"/>
+          <w:sz w:val="22"/>
+        </w:rPr>
+        <w:t>（逐块拟合）　；　screen &lt; τ</w:t>
+      </w:r>
+      <w:r>
+        <w:rPr>
+          <w:vertAlign w:val="subscript"/>
+        </w:rPr>
+        <w:t>l</w:t>
+      </w:r>
+      <w:r>
+        <w:rPr>
+          <w:rFonts w:hint="eastAsia" w:ascii="Cambria Math" w:hAnsi="Cambria Math" w:eastAsia="Cambria Math" w:cs="Cambria Math"/>
+          <w:color w:val="000000"/>
+          <w:sz w:val="22"/>
+        </w:rPr>
+        <w:t xml:space="preserve"> 且可并数达标 → kNN 加权平均合并</w:t>
+      </w:r>
+    </w:p>
+    <w:p>
+      <w:pPr>
+        <w:spacing w:before="40" w:after="40" w:line="300"/>
+        <w:ind w:left="40" w:right="40"/>
+        <w:jc w:val="center"/>
+        <w:rPr>
+          <w:color w:val="000000"/>
+        </w:rPr>
+      </w:pPr>
+      <w:r>
+        <w:drawing>
+          <wp:inline>
+            <wp:extent cx="5274310" cy="3292190"/>
+            <wp:docPr id="20" name=""/>
+            <wp:cNvGraphicFramePr>
+              <a:graphicFrameLocks noChangeAspect="1"/>
+            </wp:cNvGraphicFramePr>
+            <a:graphic>
+              <a:graphicData uri="http://schemas.openxmlformats.org/drawingml/2006/picture">
+                <pic:pic>
+                  <pic:nvPicPr>
+                    <pic:cNvPr id="21" name=""/>
+                    <pic:cNvPicPr/>
+                  </pic:nvPicPr>
+                  <pic:blipFill>
+                    <a:blip r:embed="rId11"/>
+                    <a:stretch>
+                      <a:fillRect/>
+                    </a:stretch>
+                  </pic:blipFill>
+                  <pic:spPr>
+                    <a:xfrm>
+                      <a:off x="0" y="0"/>
+                      <a:ext cx="5274310" cy="3292190"/>
+                    </a:xfrm>
+                    <a:prstGeom prst="rect">
+                      <a:avLst/>
+                    </a:prstGeom>
+                  </pic:spPr>
+                </pic:pic>
+              </a:graphicData>
+            </a:graphic>
+          </wp:inline>
+        </w:drawing>
+      </w:r>
+      <w:r>
+        <w:rPr>
+          <w:rFonts w:hint="eastAsia" w:ascii="SimSun" w:hAnsi="SimSun" w:eastAsia="SimSun" w:cs="SimSun"/>
+          <w:color w:val="000000"/>
+          <w:sz w:val="18"/>
+        </w:rPr>
+        <w:t>图 7　步骤⑦：分块深度对齐与按屏幕投影尺寸触发的层级合并</w:t>
       </w:r>
     </w:p>
     <w:p>
@@ -4923,7 +6896,7 @@
               <w:drawing>
                 <wp:inline>
                   <wp:extent cx="5274310" cy="3411287"/>
-                  <wp:docPr id="2" name=""/>
+                  <wp:docPr id="23" name=""/>
                   <wp:cNvGraphicFramePr>
                     <a:graphicFrameLocks noChangeAspect="1"/>
                   </wp:cNvGraphicFramePr>
@@ -4931,11 +6904,11 @@
                     <a:graphicData uri="http://schemas.openxmlformats.org/drawingml/2006/picture">
                       <pic:pic>
                         <pic:nvPicPr>
-                          <pic:cNvPr id="3" name=""/>
+                          <pic:cNvPr id="24" name=""/>
                           <pic:cNvPicPr/>
                         </pic:nvPicPr>
                         <pic:blipFill>
-                          <a:blip r:embed="rId5"/>
+                          <a:blip r:embed="rId12"/>
                           <a:stretch>
                             <a:fillRect/>
                           </a:stretch>
@@ -4985,7 +6958,7 @@
               <w:drawing>
                 <wp:inline>
                   <wp:extent cx="5274310" cy="3411287"/>
-                  <wp:docPr id="5" name=""/>
+                  <wp:docPr id="26" name=""/>
                   <wp:cNvGraphicFramePr>
                     <a:graphicFrameLocks noChangeAspect="1"/>
                   </wp:cNvGraphicFramePr>
@@ -4993,11 +6966,11 @@
                     <a:graphicData uri="http://schemas.openxmlformats.org/drawingml/2006/picture">
                       <pic:pic>
                         <pic:nvPicPr>
-                          <pic:cNvPr id="6" name=""/>
+                          <pic:cNvPr id="27" name=""/>
                           <pic:cNvPicPr/>
                         </pic:nvPicPr>
                         <pic:blipFill>
-                          <a:blip r:embed="rId6"/>
+                          <a:blip r:embed="rId13"/>
                           <a:stretch>
                             <a:fillRect/>
                           </a:stretch>
@@ -5047,7 +7020,7 @@
               <w:drawing>
                 <wp:inline>
                   <wp:extent cx="5274310" cy="3411287"/>
-                  <wp:docPr id="8" name=""/>
+                  <wp:docPr id="29" name=""/>
                   <wp:cNvGraphicFramePr>
                     <a:graphicFrameLocks noChangeAspect="1"/>
                   </wp:cNvGraphicFramePr>
@@ -5055,11 +7028,11 @@
                     <a:graphicData uri="http://schemas.openxmlformats.org/drawingml/2006/picture">
                       <pic:pic>
                         <pic:nvPicPr>
-                          <pic:cNvPr id="9" name=""/>
+                          <pic:cNvPr id="30" name=""/>
                           <pic:cNvPicPr/>
                         </pic:nvPicPr>
                         <pic:blipFill>
-                          <a:blip r:embed="rId7"/>
+                          <a:blip r:embed="rId14"/>
                           <a:stretch>
                             <a:fillRect/>
                           </a:stretch>
@@ -5098,7 +7071,7 @@
           <w:color w:val="000000"/>
           <w:sz w:val="18"/>
         </w:rPr>
-        <w:t>图 1　garden 场景测试视角的重建结果（半分辨率，仅由无序图像流在线重建，未使用 COLMAP 位姿初始化）</w:t>
+        <w:t>图 8　garden 场景测试视角的重建结果（半分辨率，仅由无序图像流在线重建，未使用 COLMAP 位姿初始化）</w:t>
       </w:r>
     </w:p>
     <w:p>
@@ -7773,94 +9746,94 @@
     </w:pPrDefault>
   </w:docDefaults>
   <w:latentStyles w:defLockedState="0" w:defUIPriority="99" w:defSemiHidden="0" w:defUnhideWhenUsed="0" w:defQFormat="0" w:count="88">
+    <w:lsdException w:name="endnote text" w:semiHidden="1" w:unhideWhenUsed="1"/>
+    <w:lsdException w:name="macro" w:semiHidden="1" w:unhideWhenUsed="1"/>
+    <w:lsdException w:name="Body Text 2" w:semiHidden="1" w:unhideWhenUsed="1"/>
+    <w:lsdException w:name="heading 5" w:uiPriority="9" w:semiHidden="1" w:unhideWhenUsed="1" w:qFormat="1"/>
+    <w:lsdException w:name="List 5" w:semiHidden="1" w:unhideWhenUsed="1"/>
+    <w:lsdException w:name="table of authorities" w:semiHidden="1" w:unhideWhenUsed="1"/>
+    <w:lsdException w:name="index 2" w:semiHidden="1" w:unhideWhenUsed="1"/>
+    <w:lsdException w:name="toc 5" w:uiPriority="39" w:semiHidden="1" w:unhideWhenUsed="1"/>
+    <w:lsdException w:name="index 8" w:semiHidden="1" w:unhideWhenUsed="1"/>
+    <w:lsdException w:name="Body Text First Indent 2" w:semiHidden="1" w:unhideWhenUsed="1"/>
+    <w:lsdException w:name="index 6" w:semiHidden="1" w:unhideWhenUsed="1"/>
+    <w:lsdException w:name="List Continue 3" w:semiHidden="1" w:unhideWhenUsed="1"/>
+    <w:lsdException w:name="List" w:semiHidden="1" w:unhideWhenUsed="1"/>
+    <w:lsdException w:name="annotation reference" w:semiHidden="1" w:unhideWhenUsed="1"/>
+    <w:lsdException w:name="List Bullet 4" w:semiHidden="1" w:unhideWhenUsed="1"/>
+    <w:lsdException w:name="Body Text Indent 3" w:semiHidden="1" w:unhideWhenUsed="1"/>
+    <w:lsdException w:name="Signature" w:semiHidden="1" w:unhideWhenUsed="1"/>
+    <w:lsdException w:name="List Continue" w:semiHidden="1" w:unhideWhenUsed="1"/>
+    <w:lsdException w:name="index 9" w:semiHidden="1" w:unhideWhenUsed="1"/>
+    <w:lsdException w:name="index 3" w:semiHidden="1" w:unhideWhenUsed="1"/>
+    <w:lsdException w:name="toa heading" w:semiHidden="1" w:unhideWhenUsed="1"/>
+    <w:lsdException w:name="List Bullet 5" w:semiHidden="1" w:unhideWhenUsed="1"/>
+    <w:lsdException w:name="Body Text Indent" w:semiHidden="1" w:unhideWhenUsed="1"/>
+    <w:lsdException w:name="Date" w:semiHidden="1" w:unhideWhenUsed="1"/>
+    <w:lsdException w:name="Default Paragraph Font" w:uiPriority="1" w:semiHidden="1" w:unhideWhenUsed="1"/>
+    <w:lsdException w:name="List Number 3" w:semiHidden="1" w:unhideWhenUsed="1"/>
+    <w:lsdException w:name="endnote reference" w:semiHidden="1" w:unhideWhenUsed="1"/>
+    <w:lsdException w:name="header" w:semiHidden="1" w:unhideWhenUsed="1"/>
+    <w:lsdException w:name="toc 6" w:uiPriority="39" w:semiHidden="1" w:unhideWhenUsed="1"/>
+    <w:lsdException w:name="Message Header" w:semiHidden="1" w:unhideWhenUsed="1"/>
+    <w:lsdException w:name="table of figures" w:semiHidden="1" w:unhideWhenUsed="1"/>
+    <w:lsdException w:name="index 4" w:semiHidden="1" w:unhideWhenUsed="1"/>
+    <w:lsdException w:name="Closing" w:semiHidden="1" w:unhideWhenUsed="1"/>
+    <w:lsdException w:name="List 4" w:semiHidden="1" w:unhideWhenUsed="1"/>
+    <w:lsdException w:name="index heading" w:semiHidden="1" w:unhideWhenUsed="1"/>
+    <w:lsdException w:name="List Continue 5" w:semiHidden="1" w:unhideWhenUsed="1"/>
+    <w:lsdException w:name="heading 7" w:uiPriority="9" w:semiHidden="1" w:unhideWhenUsed="1" w:qFormat="1"/>
+    <w:lsdException w:name="footnote text" w:semiHidden="1" w:unhideWhenUsed="1"/>
+    <w:lsdException w:name="line number" w:semiHidden="1" w:unhideWhenUsed="1"/>
+    <w:lsdException w:name="caption" w:uiPriority="35" w:semiHidden="1" w:unhideWhenUsed="1" w:qFormat="1"/>
+    <w:lsdException w:name="toc 1" w:uiPriority="39" w:semiHidden="1" w:unhideWhenUsed="1"/>
+    <w:lsdException w:name="Normal" w:uiPriority="0" w:qFormat="1"/>
+    <w:lsdException w:name="toc 7" w:uiPriority="39" w:semiHidden="1" w:unhideWhenUsed="1"/>
+    <w:lsdException w:name="index 5" w:semiHidden="1" w:unhideWhenUsed="1"/>
+    <w:lsdException w:name="List Bullet 3" w:semiHidden="1" w:unhideWhenUsed="1"/>
+    <w:lsdException w:name="List Number 5" w:semiHidden="1" w:unhideWhenUsed="1"/>
+    <w:lsdException w:name="heading 4" w:uiPriority="9" w:semiHidden="1" w:unhideWhenUsed="1" w:qFormat="1"/>
+    <w:lsdException w:name="annotation text" w:semiHidden="1" w:unhideWhenUsed="1"/>
+    <w:lsdException w:name="heading 9" w:uiPriority="9" w:semiHidden="1" w:unhideWhenUsed="1" w:qFormat="1"/>
+    <w:lsdException w:name="Note Heading" w:semiHidden="1" w:unhideWhenUsed="1"/>
+    <w:lsdException w:name="toc 9" w:uiPriority="39" w:semiHidden="1" w:unhideWhenUsed="1"/>
+    <w:lsdException w:name="List 3" w:semiHidden="1" w:unhideWhenUsed="1"/>
+    <w:lsdException w:name="envelope address" w:semiHidden="1" w:unhideWhenUsed="1"/>
+    <w:lsdException w:name="Body Text" w:semiHidden="1" w:unhideWhenUsed="1"/>
+    <w:lsdException w:name="Hyperlink" w:semiHidden="1" w:unhideWhenUsed="1"/>
+    <w:lsdException w:name="envelope return" w:semiHidden="1" w:unhideWhenUsed="1"/>
+    <w:lsdException w:name="Title" w:uiPriority="10" w:qFormat="1"/>
+    <w:lsdException w:name="Body Text 3" w:semiHidden="1" w:unhideWhenUsed="1"/>
+    <w:lsdException w:name="heading 1" w:uiPriority="9" w:qFormat="1"/>
+    <w:lsdException w:name="Subtitle" w:uiPriority="11" w:qFormat="1"/>
+    <w:lsdException w:name="heading 2" w:uiPriority="9" w:semiHidden="1" w:unhideWhenUsed="1" w:qFormat="1"/>
+    <w:lsdException w:name="toc 4" w:uiPriority="39" w:semiHidden="1" w:unhideWhenUsed="1"/>
+    <w:lsdException w:name="List Bullet" w:semiHidden="1" w:unhideWhenUsed="1"/>
+    <w:lsdException w:name="page number" w:semiHidden="1" w:unhideWhenUsed="1"/>
+    <w:lsdException w:name="List Continue 2" w:semiHidden="1" w:unhideWhenUsed="1"/>
+    <w:lsdException w:name="heading 6" w:uiPriority="9" w:semiHidden="1" w:unhideWhenUsed="1" w:qFormat="1"/>
+    <w:lsdException w:name="List Number 2" w:semiHidden="1" w:unhideWhenUsed="1"/>
+    <w:lsdException w:name="heading 3" w:uiPriority="9" w:semiHidden="1" w:unhideWhenUsed="1" w:qFormat="1"/>
+    <w:lsdException w:name="footnote reference" w:semiHidden="1" w:unhideWhenUsed="1"/>
+    <w:lsdException w:name="index 7" w:semiHidden="1" w:unhideWhenUsed="1"/>
+    <w:lsdException w:name="FollowedHyperlink" w:semiHidden="1" w:unhideWhenUsed="1"/>
+    <w:lsdException w:name="Normal Indent" w:semiHidden="1" w:unhideWhenUsed="1"/>
+    <w:lsdException w:name="Strong" w:uiPriority="22" w:qFormat="1"/>
+    <w:lsdException w:name="heading 8" w:uiPriority="9" w:semiHidden="1" w:unhideWhenUsed="1" w:qFormat="1"/>
+    <w:lsdException w:name="List Continue 4" w:semiHidden="1" w:unhideWhenUsed="1"/>
+    <w:lsdException w:name="toc 2" w:uiPriority="39" w:semiHidden="1" w:unhideWhenUsed="1"/>
+    <w:lsdException w:name="toc 8" w:uiPriority="39" w:semiHidden="1" w:unhideWhenUsed="1"/>
     <w:lsdException w:name="footer" w:semiHidden="1" w:unhideWhenUsed="1"/>
-    <w:lsdException w:name="heading 2" w:uiPriority="9" w:semiHidden="1" w:unhideWhenUsed="1" w:qFormat="1"/>
-    <w:lsdException w:name="Body Text Indent 2" w:semiHidden="1" w:unhideWhenUsed="1"/>
-    <w:lsdException w:name="table of figures" w:semiHidden="1" w:unhideWhenUsed="1"/>
-    <w:lsdException w:name="List 3" w:semiHidden="1" w:unhideWhenUsed="1"/>
-    <w:lsdException w:name="annotation text" w:semiHidden="1" w:unhideWhenUsed="1"/>
-    <w:lsdException w:name="Strong" w:uiPriority="22" w:qFormat="1"/>
-    <w:lsdException w:name="List Continue 2" w:semiHidden="1" w:unhideWhenUsed="1"/>
-    <w:lsdException w:name="heading 5" w:uiPriority="9" w:semiHidden="1" w:unhideWhenUsed="1" w:qFormat="1"/>
-    <w:lsdException w:name="heading 9" w:uiPriority="9" w:semiHidden="1" w:unhideWhenUsed="1" w:qFormat="1"/>
-    <w:lsdException w:name="List Number 2" w:semiHidden="1" w:unhideWhenUsed="1"/>
-    <w:lsdException w:name="table of authorities" w:semiHidden="1" w:unhideWhenUsed="1"/>
-    <w:lsdException w:name="heading 6" w:uiPriority="9" w:semiHidden="1" w:unhideWhenUsed="1" w:qFormat="1"/>
-    <w:lsdException w:name="heading 1" w:uiPriority="9" w:qFormat="1"/>
-    <w:lsdException w:name="index heading" w:semiHidden="1" w:unhideWhenUsed="1"/>
-    <w:lsdException w:name="Body Text 3" w:semiHidden="1" w:unhideWhenUsed="1"/>
-    <w:lsdException w:name="List Bullet" w:semiHidden="1" w:unhideWhenUsed="1"/>
-    <w:lsdException w:name="List Number 5" w:semiHidden="1" w:unhideWhenUsed="1"/>
-    <w:lsdException w:name="Normal" w:uiPriority="0" w:qFormat="1"/>
-    <w:lsdException w:name="Message Header" w:semiHidden="1" w:unhideWhenUsed="1"/>
-    <w:lsdException w:name="macro" w:semiHidden="1" w:unhideWhenUsed="1"/>
-    <w:lsdException w:name="List 4" w:semiHidden="1" w:unhideWhenUsed="1"/>
-    <w:lsdException w:name="Default Paragraph Font" w:uiPriority="1" w:semiHidden="1" w:unhideWhenUsed="1"/>
-    <w:lsdException w:name="toc 7" w:uiPriority="39" w:semiHidden="1" w:unhideWhenUsed="1"/>
-    <w:lsdException w:name="footnote text" w:semiHidden="1" w:unhideWhenUsed="1"/>
-    <w:lsdException w:name="Date" w:semiHidden="1" w:unhideWhenUsed="1"/>
-    <w:lsdException w:name="List Continue 5" w:semiHidden="1" w:unhideWhenUsed="1"/>
-    <w:lsdException w:name="Normal Indent" w:semiHidden="1" w:unhideWhenUsed="1"/>
-    <w:lsdException w:name="index 6" w:semiHidden="1" w:unhideWhenUsed="1"/>
-    <w:lsdException w:name="Closing" w:semiHidden="1" w:unhideWhenUsed="1"/>
+    <w:lsdException w:name="Salutation" w:semiHidden="1" w:unhideWhenUsed="1"/>
     <w:lsdException w:name="Block Text" w:semiHidden="1" w:unhideWhenUsed="1"/>
-    <w:lsdException w:name="index 5" w:semiHidden="1" w:unhideWhenUsed="1"/>
-    <w:lsdException w:name="List Continue 4" w:semiHidden="1" w:unhideWhenUsed="1"/>
-    <w:lsdException w:name="Subtitle" w:uiPriority="11" w:qFormat="1"/>
-    <w:lsdException w:name="toa heading" w:semiHidden="1" w:unhideWhenUsed="1"/>
-    <w:lsdException w:name="List Continue" w:semiHidden="1" w:unhideWhenUsed="1"/>
-    <w:lsdException w:name="envelope address" w:semiHidden="1" w:unhideWhenUsed="1"/>
-    <w:lsdException w:name="Body Text 2" w:semiHidden="1" w:unhideWhenUsed="1"/>
-    <w:lsdException w:name="toc 6" w:uiPriority="39" w:semiHidden="1" w:unhideWhenUsed="1"/>
-    <w:lsdException w:name="toc 1" w:uiPriority="39" w:semiHidden="1" w:unhideWhenUsed="1"/>
-    <w:lsdException w:name="Hyperlink" w:semiHidden="1" w:unhideWhenUsed="1"/>
-    <w:lsdException w:name="index 2" w:semiHidden="1" w:unhideWhenUsed="1"/>
-    <w:lsdException w:name="index 9" w:semiHidden="1" w:unhideWhenUsed="1"/>
-    <w:lsdException w:name="index 1" w:semiHidden="1" w:unhideWhenUsed="1"/>
-    <w:lsdException w:name="FollowedHyperlink" w:semiHidden="1" w:unhideWhenUsed="1"/>
-    <w:lsdException w:name="index 4" w:semiHidden="1" w:unhideWhenUsed="1"/>
-    <w:lsdException w:name="page number" w:semiHidden="1" w:unhideWhenUsed="1"/>
-    <w:lsdException w:name="index 3" w:semiHidden="1" w:unhideWhenUsed="1"/>
-    <w:lsdException w:name="toc 8" w:uiPriority="39" w:semiHidden="1" w:unhideWhenUsed="1"/>
-    <w:lsdException w:name="toc 3" w:uiPriority="39" w:semiHidden="1" w:unhideWhenUsed="1"/>
-    <w:lsdException w:name="heading 7" w:uiPriority="9" w:semiHidden="1" w:unhideWhenUsed="1" w:qFormat="1"/>
-    <w:lsdException w:name="index 8" w:semiHidden="1" w:unhideWhenUsed="1"/>
-    <w:lsdException w:name="index 7" w:semiHidden="1" w:unhideWhenUsed="1"/>
-    <w:lsdException w:name="List" w:semiHidden="1" w:unhideWhenUsed="1"/>
-    <w:lsdException w:name="toc 4" w:uiPriority="39" w:semiHidden="1" w:unhideWhenUsed="1"/>
-    <w:lsdException w:name="List 2" w:semiHidden="1" w:unhideWhenUsed="1"/>
-    <w:lsdException w:name="List 5" w:semiHidden="1" w:unhideWhenUsed="1"/>
-    <w:lsdException w:name="caption" w:uiPriority="35" w:semiHidden="1" w:unhideWhenUsed="1" w:qFormat="1"/>
-    <w:lsdException w:name="List Number 3" w:semiHidden="1" w:unhideWhenUsed="1"/>
-    <w:lsdException w:name="Title" w:uiPriority="10" w:qFormat="1"/>
-    <w:lsdException w:name="toc 2" w:uiPriority="39" w:semiHidden="1" w:unhideWhenUsed="1"/>
-    <w:lsdException w:name="endnote text" w:semiHidden="1" w:unhideWhenUsed="1"/>
-    <w:lsdException w:name="List Number 4" w:semiHidden="1" w:unhideWhenUsed="1"/>
-    <w:lsdException w:name="Body Text First Indent 2" w:semiHidden="1" w:unhideWhenUsed="1"/>
-    <w:lsdException w:name="Body Text Indent 3" w:semiHidden="1" w:unhideWhenUsed="1"/>
-    <w:lsdException w:name="envelope return" w:semiHidden="1" w:unhideWhenUsed="1"/>
-    <w:lsdException w:name="Salutation" w:semiHidden="1" w:unhideWhenUsed="1"/>
-    <w:lsdException w:name="List Bullet 5" w:semiHidden="1" w:unhideWhenUsed="1"/>
-    <w:lsdException w:name="footnote reference" w:semiHidden="1" w:unhideWhenUsed="1"/>
-    <w:lsdException w:name="Body Text" w:semiHidden="1" w:unhideWhenUsed="1"/>
-    <w:lsdException w:name="Note Heading" w:semiHidden="1" w:unhideWhenUsed="1"/>
-    <w:lsdException w:name="List Continue 3" w:semiHidden="1" w:unhideWhenUsed="1"/>
     <w:lsdException w:name="Body Text First Indent" w:semiHidden="1" w:unhideWhenUsed="1"/>
     <w:lsdException w:name="List Bullet 2" w:semiHidden="1" w:unhideWhenUsed="1"/>
-    <w:lsdException w:name="toc 5" w:uiPriority="39" w:semiHidden="1" w:unhideWhenUsed="1"/>
-    <w:lsdException w:name="line number" w:semiHidden="1" w:unhideWhenUsed="1"/>
-    <w:lsdException w:name="annotation reference" w:semiHidden="1" w:unhideWhenUsed="1"/>
-    <w:lsdException w:name="toc 9" w:uiPriority="39" w:semiHidden="1" w:unhideWhenUsed="1"/>
-    <w:lsdException w:name="heading 8" w:uiPriority="9" w:semiHidden="1" w:unhideWhenUsed="1" w:qFormat="1"/>
-    <w:lsdException w:name="heading 3" w:uiPriority="9" w:semiHidden="1" w:unhideWhenUsed="1" w:qFormat="1"/>
-    <w:lsdException w:name="Body Text Indent" w:semiHidden="1" w:unhideWhenUsed="1"/>
-    <w:lsdException w:name="List Bullet 4" w:semiHidden="1" w:unhideWhenUsed="1"/>
+    <w:lsdException w:name="Body Text Indent 2" w:semiHidden="1" w:unhideWhenUsed="1"/>
+    <w:lsdException w:name="List Number 4" w:semiHidden="1" w:unhideWhenUsed="1"/>
+    <w:lsdException w:name="List 2" w:semiHidden="1" w:unhideWhenUsed="1"/>
+    <w:lsdException w:name="index 1" w:semiHidden="1" w:unhideWhenUsed="1"/>
+    <w:lsdException w:name="toc 3" w:uiPriority="39" w:semiHidden="1" w:unhideWhenUsed="1"/>
     <w:lsdException w:name="List Number" w:semiHidden="1" w:unhideWhenUsed="1"/>
-    <w:lsdException w:name="header" w:semiHidden="1" w:unhideWhenUsed="1"/>
-    <w:lsdException w:name="List Bullet 3" w:semiHidden="1" w:unhideWhenUsed="1"/>
-    <w:lsdException w:name="endnote reference" w:semiHidden="1" w:unhideWhenUsed="1"/>
-    <w:lsdException w:name="Signature" w:semiHidden="1" w:unhideWhenUsed="1"/>
-    <w:lsdException w:name="heading 4" w:uiPriority="9" w:semiHidden="1" w:unhideWhenUsed="1" w:qFormat="1"/>
   </w:latentStyles>
   <w:style w:type="paragraph" w:styleId="000002">
     <w:name w:val="heading 1"/>
